--- a/Kutyrev_CV_for_website.docx
+++ b/Kutyrev_CV_for_website.docx
@@ -119,25 +119,14 @@
           <w:lang w:val="en-GB"/>
         </w:rPr>
       </w:pPr>
-      <w:proofErr w:type="spellStart"/>
-      <w:r>
-        <w:rPr>
-          <w:rFonts w:ascii="Calibri" w:hAnsi="Calibri" w:cs="Calibri"/>
-          <w:sz w:val="22"/>
-          <w:szCs w:val="22"/>
-          <w:lang w:val="en-GB"/>
-        </w:rPr>
-        <w:t>ORCiD</w:t>
-      </w:r>
-      <w:proofErr w:type="spellEnd"/>
-      <w:r>
-        <w:rPr>
-          <w:rFonts w:ascii="Calibri" w:hAnsi="Calibri" w:cs="Calibri"/>
-          <w:sz w:val="22"/>
-          <w:szCs w:val="22"/>
-          <w:lang w:val="en-GB"/>
-        </w:rPr>
-        <w:t>: 0000-0001-5933-6455</w:t>
+      <w:r>
+        <w:rPr>
+          <w:rFonts w:ascii="Calibri" w:hAnsi="Calibri" w:cs="Calibri"/>
+          <w:sz w:val="22"/>
+          <w:szCs w:val="22"/>
+          <w:lang w:val="en-GB"/>
+        </w:rPr>
+        <w:t>ORCiD: 0000-0001-5933-6455</w:t>
       </w:r>
     </w:p>
     <w:p>
@@ -418,47 +407,7 @@
           <w:szCs w:val="22"/>
           <w:lang w:val="en-GB"/>
         </w:rPr>
-        <w:t xml:space="preserve">2017–2020 PhD candidate, Institute of Volcanology and Seismology, Petropavlovsk-Kamchatsky, Russia. Doctoral research on geology and platinum mineralization of concentrically zoned dunite-clinopyroxenite-gabbro complexes of the </w:t>
-      </w:r>
-      <w:proofErr w:type="spellStart"/>
-      <w:r>
-        <w:rPr>
-          <w:rFonts w:ascii="Calibri" w:hAnsi="Calibri" w:cs="Calibri"/>
-          <w:sz w:val="22"/>
-          <w:szCs w:val="22"/>
-          <w:lang w:val="en-GB"/>
-        </w:rPr>
-        <w:t>Tamanvayam</w:t>
-      </w:r>
-      <w:proofErr w:type="spellEnd"/>
-      <w:r>
-        <w:rPr>
-          <w:rFonts w:ascii="Calibri" w:hAnsi="Calibri" w:cs="Calibri"/>
-          <w:sz w:val="22"/>
-          <w:szCs w:val="22"/>
-          <w:lang w:val="en-GB"/>
-        </w:rPr>
-        <w:t xml:space="preserve"> and </w:t>
-      </w:r>
-      <w:proofErr w:type="spellStart"/>
-      <w:r>
-        <w:rPr>
-          <w:rFonts w:ascii="Calibri" w:hAnsi="Calibri" w:cs="Calibri"/>
-          <w:sz w:val="22"/>
-          <w:szCs w:val="22"/>
-          <w:lang w:val="en-GB"/>
-        </w:rPr>
-        <w:t>Epilchik</w:t>
-      </w:r>
-      <w:proofErr w:type="spellEnd"/>
-      <w:r>
-        <w:rPr>
-          <w:rFonts w:ascii="Calibri" w:hAnsi="Calibri" w:cs="Calibri"/>
-          <w:sz w:val="22"/>
-          <w:szCs w:val="22"/>
-          <w:lang w:val="en-GB"/>
-        </w:rPr>
-        <w:t xml:space="preserve"> groups.</w:t>
+        <w:t>2017–2020 PhD candidate, Institute of Volcanology and Seismology, Petropavlovsk-Kamchatsky, Russia. Doctoral research on geology and platinum mineralization of concentrically zoned dunite-clinopyroxenite-gabbro complexes of the Tamanvayam and Epilchik groups.</w:t>
       </w:r>
     </w:p>
     <w:p>
@@ -542,27 +491,7 @@
           <w:szCs w:val="22"/>
           <w:lang w:val="en-GB"/>
         </w:rPr>
-        <w:t xml:space="preserve">2018 Geologist (summer fieldwork), </w:t>
-      </w:r>
-      <w:proofErr w:type="spellStart"/>
-      <w:r>
-        <w:rPr>
-          <w:rFonts w:ascii="Calibri" w:hAnsi="Calibri" w:cs="Calibri"/>
-          <w:sz w:val="22"/>
-          <w:szCs w:val="22"/>
-          <w:lang w:val="en-GB"/>
-        </w:rPr>
-        <w:t>Kirganik</w:t>
-      </w:r>
-      <w:proofErr w:type="spellEnd"/>
-      <w:r>
-        <w:rPr>
-          <w:rFonts w:ascii="Calibri" w:hAnsi="Calibri" w:cs="Calibri"/>
-          <w:sz w:val="22"/>
-          <w:szCs w:val="22"/>
-          <w:lang w:val="en-GB"/>
-        </w:rPr>
-        <w:t xml:space="preserve"> Ltd. (Amur Minerals subsidiary), Kamchatka, Russia. Exploration for porphyry Cu and epithermal Au systems, including field mapping, alteration and mineralization logging, and geochemical sampling.</w:t>
+        <w:t>2018 Geologist (summer fieldwork), Kirganik Ltd. (Amur Minerals subsidiary), Kamchatka, Russia. Exploration for porphyry Cu and epithermal Au systems, including field mapping, alteration and mineralization logging, and geochemical sampling.</w:t>
       </w:r>
     </w:p>
     <w:p>
@@ -624,27 +553,7 @@
           <w:szCs w:val="22"/>
           <w:lang w:val="en-GB"/>
         </w:rPr>
-        <w:t xml:space="preserve">2015 Field technician (summer fieldwork), </w:t>
-      </w:r>
-      <w:proofErr w:type="spellStart"/>
-      <w:r>
-        <w:rPr>
-          <w:rFonts w:ascii="Calibri" w:hAnsi="Calibri" w:cs="Calibri"/>
-          <w:sz w:val="22"/>
-          <w:szCs w:val="22"/>
-          <w:lang w:val="en-GB"/>
-        </w:rPr>
-        <w:t>Kamchatgeologia</w:t>
-      </w:r>
-      <w:proofErr w:type="spellEnd"/>
-      <w:r>
-        <w:rPr>
-          <w:rFonts w:ascii="Calibri" w:hAnsi="Calibri" w:cs="Calibri"/>
-          <w:sz w:val="22"/>
-          <w:szCs w:val="22"/>
-          <w:lang w:val="en-GB"/>
-        </w:rPr>
-        <w:t>, Kamchatka, Russia. Regional geological mapping at 1:200 000 scale, including traverses, outcrop description, and systematic sampling for petrography and geochemistry.</w:t>
+        <w:t>2015 Field technician (summer fieldwork), Kamchatgeologia, Kamchatka, Russia. Regional geological mapping at 1:200 000 scale, including traverses, outcrop description, and systematic sampling for petrography and geochemistry.</w:t>
       </w:r>
     </w:p>
     <w:p>
@@ -1233,37 +1142,15 @@
         </w:rPr>
         <w:t xml:space="preserve">” (student </w:t>
       </w:r>
-      <w:proofErr w:type="spellStart"/>
-      <w:r>
-        <w:rPr>
-          <w:rFonts w:ascii="Calibri" w:hAnsi="Calibri" w:cs="Calibri"/>
-          <w:sz w:val="22"/>
-          <w:szCs w:val="22"/>
-          <w:lang w:val="en-GB"/>
-        </w:rPr>
-        <w:t>Mensacia</w:t>
-      </w:r>
-      <w:proofErr w:type="spellEnd"/>
-      <w:r>
-        <w:rPr>
-          <w:rFonts w:ascii="Calibri" w:hAnsi="Calibri" w:cs="Calibri"/>
-          <w:sz w:val="22"/>
-          <w:szCs w:val="22"/>
-          <w:lang w:val="en-GB"/>
-        </w:rPr>
-        <w:t xml:space="preserve"> </w:t>
-      </w:r>
-      <w:proofErr w:type="spellStart"/>
-      <w:r>
-        <w:rPr>
-          <w:rFonts w:ascii="Calibri" w:hAnsi="Calibri" w:cs="Calibri"/>
-          <w:sz w:val="22"/>
-          <w:szCs w:val="22"/>
-          <w:lang w:val="en-GB"/>
-        </w:rPr>
-        <w:t>Phaswane</w:t>
-      </w:r>
-      <w:proofErr w:type="spellEnd"/>
+      <w:r>
+        <w:rPr>
+          <w:rFonts w:ascii="Calibri" w:hAnsi="Calibri" w:cs="Calibri"/>
+          <w:sz w:val="22"/>
+          <w:szCs w:val="22"/>
+          <w:lang w:val="en-GB"/>
+        </w:rPr>
+        <w:t>Mensacia Phaswane</w:t>
+      </w:r>
       <w:r>
         <w:rPr>
           <w:rFonts w:ascii="Calibri" w:hAnsi="Calibri" w:cs="Calibri"/>
@@ -1375,27 +1262,7 @@
           <w:szCs w:val="22"/>
           <w:lang w:val="en-GB"/>
         </w:rPr>
-        <w:t xml:space="preserve">Resource Geology Workshop at the 2025 </w:t>
-      </w:r>
-      <w:proofErr w:type="spellStart"/>
-      <w:r>
-        <w:rPr>
-          <w:rFonts w:ascii="Calibri" w:hAnsi="Calibri" w:cs="Calibri"/>
-          <w:sz w:val="22"/>
-          <w:szCs w:val="22"/>
-          <w:lang w:val="en-GB"/>
-        </w:rPr>
-        <w:t>GeoCongress</w:t>
-      </w:r>
-      <w:proofErr w:type="spellEnd"/>
-      <w:r>
-        <w:rPr>
-          <w:rFonts w:ascii="Calibri" w:hAnsi="Calibri" w:cs="Calibri"/>
-          <w:sz w:val="22"/>
-          <w:szCs w:val="22"/>
-          <w:lang w:val="en-GB"/>
-        </w:rPr>
-        <w:t>, Bloemfontein, South Africa</w:t>
+        <w:t>Resource Geology Workshop at the 2025 GeoCongress, Bloemfontein, South Africa</w:t>
       </w:r>
     </w:p>
     <w:p>
@@ -1522,27 +1389,7 @@
           <w:szCs w:val="22"/>
           <w:lang w:val="en-GB"/>
         </w:rPr>
-        <w:t xml:space="preserve">Hands-on: SEM-EDS, Raman spectroscopy, field portable XRF, clean-lab chemistry and mass spectrometry for Rb-Sr, </w:t>
-      </w:r>
-      <w:proofErr w:type="spellStart"/>
-      <w:r>
-        <w:rPr>
-          <w:rFonts w:ascii="Calibri" w:hAnsi="Calibri" w:cs="Calibri"/>
-          <w:sz w:val="22"/>
-          <w:szCs w:val="22"/>
-          <w:lang w:val="en-GB"/>
-        </w:rPr>
-        <w:t>Sm</w:t>
-      </w:r>
-      <w:proofErr w:type="spellEnd"/>
-      <w:r>
-        <w:rPr>
-          <w:rFonts w:ascii="Calibri" w:hAnsi="Calibri" w:cs="Calibri"/>
-          <w:sz w:val="22"/>
-          <w:szCs w:val="22"/>
-          <w:lang w:val="en-GB"/>
-        </w:rPr>
-        <w:t>-Nd, triple-oxygen isotopes (laser fluorination</w:t>
+        <w:t>Hands-on: SEM-EDS, Raman spectroscopy, field portable XRF, clean-lab chemistry and mass spectrometry for Rb-Sr, Sm-Nd, triple-oxygen isotopes (laser fluorination</w:t>
       </w:r>
       <w:r>
         <w:rPr>
@@ -2043,10 +1890,15 @@
           <w:szCs w:val="22"/>
           <w14:ligatures w14:val="none"/>
         </w:rPr>
-        <w:t>2018-2019 RFBR Project No. 18-35-00126 (principal investigator): “</w:t>
-      </w:r>
-      <w:proofErr w:type="spellStart"/>
-      <w:r>
+        <w:t>2018-2019 RFBR Project No. 18-35-00126 (principal investigator): “Typomorphism and formation conditions of PGE minerals in concentrically zoned ultramafic massifs (Epilchik area, Koryak-Kamchatka belt)” - approx. EUR 9,700</w:t>
+      </w:r>
+    </w:p>
+    <w:p>
+      <w:pPr>
+        <w:snapToGrid w:val="0"/>
+        <w:spacing w:after="0" w:line="240" w:lineRule="auto"/>
+        <w:ind w:right="106"/>
+        <w:contextualSpacing/>
         <w:rPr>
           <w:rFonts w:ascii="Calibri" w:eastAsia="Helvetica" w:hAnsi="Calibri" w:cs="Calibri"/>
           <w:kern w:val="0"/>
@@ -2054,9 +1906,7 @@
           <w:szCs w:val="22"/>
           <w14:ligatures w14:val="none"/>
         </w:rPr>
-        <w:t>Typomorphism</w:t>
-      </w:r>
-      <w:proofErr w:type="spellEnd"/>
+      </w:pPr>
       <w:r>
         <w:rPr>
           <w:rFonts w:ascii="Calibri" w:eastAsia="Helvetica" w:hAnsi="Calibri" w:cs="Calibri"/>
@@ -2065,29 +1915,7 @@
           <w:szCs w:val="22"/>
           <w14:ligatures w14:val="none"/>
         </w:rPr>
-        <w:t xml:space="preserve"> and formation conditions of PGE minerals in concentrically zoned ultramafic massifs (</w:t>
-      </w:r>
-      <w:proofErr w:type="spellStart"/>
-      <w:r>
-        <w:rPr>
-          <w:rFonts w:ascii="Calibri" w:eastAsia="Helvetica" w:hAnsi="Calibri" w:cs="Calibri"/>
-          <w:kern w:val="0"/>
-          <w:sz w:val="22"/>
-          <w:szCs w:val="22"/>
-          <w14:ligatures w14:val="none"/>
-        </w:rPr>
-        <w:t>Epilchik</w:t>
-      </w:r>
-      <w:proofErr w:type="spellEnd"/>
-      <w:r>
-        <w:rPr>
-          <w:rFonts w:ascii="Calibri" w:eastAsia="Helvetica" w:hAnsi="Calibri" w:cs="Calibri"/>
-          <w:kern w:val="0"/>
-          <w:sz w:val="22"/>
-          <w:szCs w:val="22"/>
-          <w14:ligatures w14:val="none"/>
-        </w:rPr>
-        <w:t xml:space="preserve"> area, Koryak-Kamchatka belt)” - approx. EUR 9,700</w:t>
+        <w:t>Total research funding received: approx. EUR 353,600</w:t>
       </w:r>
     </w:p>
     <w:p>
@@ -2097,23 +1925,14 @@
         <w:ind w:right="106"/>
         <w:contextualSpacing/>
         <w:rPr>
-          <w:rFonts w:ascii="Calibri" w:eastAsia="Helvetica" w:hAnsi="Calibri" w:cs="Calibri"/>
-          <w:kern w:val="0"/>
-          <w:sz w:val="22"/>
-          <w:szCs w:val="22"/>
-          <w14:ligatures w14:val="none"/>
-        </w:rPr>
-      </w:pPr>
-      <w:r>
-        <w:rPr>
-          <w:rFonts w:ascii="Calibri" w:eastAsia="Helvetica" w:hAnsi="Calibri" w:cs="Calibri"/>
-          <w:kern w:val="0"/>
-          <w:sz w:val="22"/>
-          <w:szCs w:val="22"/>
-          <w14:ligatures w14:val="none"/>
-        </w:rPr>
-        <w:t>Total research funding received: approx. EUR 353,600</w:t>
-      </w:r>
+          <w:rFonts w:ascii="Calibri" w:hAnsi="Calibri" w:cs="Calibri"/>
+          <w:b/>
+          <w:bCs/>
+          <w:sz w:val="22"/>
+          <w:szCs w:val="22"/>
+          <w:lang w:val="en-GB"/>
+        </w:rPr>
+      </w:pPr>
     </w:p>
     <w:p>
       <w:pPr>
@@ -2130,6 +1949,308 @@
           <w:lang w:val="en-GB"/>
         </w:rPr>
       </w:pPr>
+      <w:r>
+        <w:rPr>
+          <w:rFonts w:ascii="Calibri" w:hAnsi="Calibri" w:cs="Calibri"/>
+          <w:b/>
+          <w:bCs/>
+          <w:sz w:val="22"/>
+          <w:szCs w:val="22"/>
+          <w:lang w:val="en-GB"/>
+        </w:rPr>
+        <w:t>Field work</w:t>
+      </w:r>
+    </w:p>
+    <w:p>
+      <w:pPr>
+        <w:snapToGrid w:val="0"/>
+        <w:spacing w:after="0" w:line="240" w:lineRule="auto"/>
+        <w:contextualSpacing/>
+        <w:rPr>
+          <w:rFonts w:ascii="Calibri" w:hAnsi="Calibri" w:cs="Calibri"/>
+          <w:sz w:val="22"/>
+          <w:szCs w:val="22"/>
+          <w:lang w:val="en-GB"/>
+        </w:rPr>
+      </w:pPr>
+      <w:r>
+        <w:rPr>
+          <w:rFonts w:ascii="Calibri" w:hAnsi="Calibri" w:cs="Calibri"/>
+          <w:sz w:val="22"/>
+          <w:szCs w:val="22"/>
+          <w:lang w:val="en-GB"/>
+        </w:rPr>
+        <w:t xml:space="preserve">2025–ongoing Mapping and sampling of the Critical Zone across western and eastern Bushveld Complex, South Africa (one month fieldwork + regular mine visits) </w:t>
+      </w:r>
+    </w:p>
+    <w:p>
+      <w:pPr>
+        <w:snapToGrid w:val="0"/>
+        <w:spacing w:after="0" w:line="240" w:lineRule="auto"/>
+        <w:contextualSpacing/>
+        <w:rPr>
+          <w:rFonts w:ascii="Calibri" w:hAnsi="Calibri" w:cs="Calibri"/>
+          <w:sz w:val="22"/>
+          <w:szCs w:val="22"/>
+          <w:lang w:val="en-GB"/>
+        </w:rPr>
+      </w:pPr>
+      <w:r>
+        <w:rPr>
+          <w:rFonts w:ascii="Calibri" w:hAnsi="Calibri" w:cs="Calibri"/>
+          <w:sz w:val="22"/>
+          <w:szCs w:val="22"/>
+          <w:lang w:val="en-GB"/>
+        </w:rPr>
+        <w:t>2023–2025 Fieldwork at the Rhiw layered intrusion, Wales, UK (8 days in total)</w:t>
+      </w:r>
+    </w:p>
+    <w:p>
+      <w:pPr>
+        <w:snapToGrid w:val="0"/>
+        <w:spacing w:after="0" w:line="240" w:lineRule="auto"/>
+        <w:contextualSpacing/>
+        <w:rPr>
+          <w:rFonts w:ascii="Calibri" w:hAnsi="Calibri" w:cs="Calibri"/>
+          <w:sz w:val="22"/>
+          <w:szCs w:val="22"/>
+          <w:lang w:val="en-GB"/>
+        </w:rPr>
+      </w:pPr>
+      <w:r>
+        <w:rPr>
+          <w:rFonts w:ascii="Calibri" w:hAnsi="Calibri" w:cs="Calibri"/>
+          <w:sz w:val="22"/>
+          <w:szCs w:val="22"/>
+          <w:lang w:val="en-GB"/>
+        </w:rPr>
+        <w:t xml:space="preserve">2021 Principal investigator and </w:t>
+      </w:r>
+      <w:r>
+        <w:rPr>
+          <w:rFonts w:ascii="Calibri" w:hAnsi="Calibri" w:cs="Calibri"/>
+          <w:sz w:val="22"/>
+          <w:szCs w:val="22"/>
+          <w:lang w:val="en-GB"/>
+        </w:rPr>
+        <w:t>organizer</w:t>
+      </w:r>
+      <w:r>
+        <w:rPr>
+          <w:rFonts w:ascii="Calibri" w:hAnsi="Calibri" w:cs="Calibri"/>
+          <w:sz w:val="22"/>
+          <w:szCs w:val="22"/>
+          <w:lang w:val="en-GB"/>
+        </w:rPr>
+        <w:t xml:space="preserve"> of a helicopter-supported expedition (12 participants) to Tumrok Range arc picrites, Kamchatka (three weeks)</w:t>
+      </w:r>
+    </w:p>
+    <w:p>
+      <w:pPr>
+        <w:snapToGrid w:val="0"/>
+        <w:spacing w:after="0" w:line="240" w:lineRule="auto"/>
+        <w:contextualSpacing/>
+        <w:rPr>
+          <w:rFonts w:ascii="Calibri" w:hAnsi="Calibri" w:cs="Calibri"/>
+          <w:sz w:val="22"/>
+          <w:szCs w:val="22"/>
+          <w:lang w:val="en-GB"/>
+        </w:rPr>
+      </w:pPr>
+      <w:r>
+        <w:rPr>
+          <w:rFonts w:ascii="Calibri" w:hAnsi="Calibri" w:cs="Calibri"/>
+          <w:sz w:val="22"/>
+          <w:szCs w:val="22"/>
+          <w:lang w:val="en-GB"/>
+        </w:rPr>
+        <w:t>2020 Sampling of alluvial awaruite in Kamchatsky Mys ophiolite, Kamchatka (two weeks)</w:t>
+      </w:r>
+    </w:p>
+    <w:p>
+      <w:pPr>
+        <w:snapToGrid w:val="0"/>
+        <w:spacing w:after="0" w:line="240" w:lineRule="auto"/>
+        <w:contextualSpacing/>
+        <w:rPr>
+          <w:rFonts w:ascii="Calibri" w:hAnsi="Calibri" w:cs="Calibri"/>
+          <w:sz w:val="22"/>
+          <w:szCs w:val="22"/>
+          <w:lang w:val="en-GB"/>
+        </w:rPr>
+      </w:pPr>
+      <w:r>
+        <w:rPr>
+          <w:rFonts w:ascii="Calibri" w:hAnsi="Calibri" w:cs="Calibri"/>
+          <w:sz w:val="22"/>
+          <w:szCs w:val="22"/>
+          <w:lang w:val="en-GB"/>
+        </w:rPr>
+        <w:t>2020 Documenting cooling of lava flows and caves of 2012-13 Tolbachik Fissure Eruption (two weeks); observations of Klyuchevskoy volcano</w:t>
+      </w:r>
+    </w:p>
+    <w:p>
+      <w:pPr>
+        <w:snapToGrid w:val="0"/>
+        <w:spacing w:after="0" w:line="240" w:lineRule="auto"/>
+        <w:contextualSpacing/>
+        <w:rPr>
+          <w:rFonts w:ascii="Calibri" w:hAnsi="Calibri" w:cs="Calibri"/>
+          <w:sz w:val="22"/>
+          <w:szCs w:val="22"/>
+          <w:lang w:val="en-GB"/>
+        </w:rPr>
+      </w:pPr>
+      <w:r>
+        <w:rPr>
+          <w:rFonts w:ascii="Calibri" w:hAnsi="Calibri" w:cs="Calibri"/>
+          <w:sz w:val="22"/>
+          <w:szCs w:val="22"/>
+          <w:lang w:val="en-GB"/>
+        </w:rPr>
+        <w:t>2019 Underground and field sampling of mineralized intrusions and related flood basalts, Norilsk (two weeks)</w:t>
+      </w:r>
+    </w:p>
+    <w:p>
+      <w:pPr>
+        <w:snapToGrid w:val="0"/>
+        <w:spacing w:after="0" w:line="240" w:lineRule="auto"/>
+        <w:contextualSpacing/>
+        <w:rPr>
+          <w:rFonts w:ascii="Calibri" w:hAnsi="Calibri" w:cs="Calibri"/>
+          <w:sz w:val="22"/>
+          <w:szCs w:val="22"/>
+          <w:lang w:val="en-GB"/>
+        </w:rPr>
+      </w:pPr>
+      <w:r>
+        <w:rPr>
+          <w:rFonts w:ascii="Calibri" w:hAnsi="Calibri" w:cs="Calibri"/>
+          <w:sz w:val="22"/>
+          <w:szCs w:val="22"/>
+          <w:lang w:val="en-GB"/>
+        </w:rPr>
+        <w:t xml:space="preserve">2018 Documenting temperatures of lava in the caves of 2012-13 Tolbachik Fissure Eruption (two weeks); </w:t>
+      </w:r>
+      <w:r>
+        <w:rPr>
+          <w:rFonts w:ascii="Calibri" w:hAnsi="Calibri" w:cs="Calibri"/>
+          <w:sz w:val="22"/>
+          <w:szCs w:val="22"/>
+          <w:lang w:val="en-GB"/>
+        </w:rPr>
+        <w:t xml:space="preserve">visual </w:t>
+      </w:r>
+      <w:r>
+        <w:rPr>
+          <w:rFonts w:ascii="Calibri" w:hAnsi="Calibri" w:cs="Calibri"/>
+          <w:sz w:val="22"/>
+          <w:szCs w:val="22"/>
+          <w:lang w:val="en-GB"/>
+        </w:rPr>
+        <w:t>observations of Shiveluch volcano</w:t>
+      </w:r>
+    </w:p>
+    <w:p>
+      <w:pPr>
+        <w:snapToGrid w:val="0"/>
+        <w:spacing w:after="0" w:line="240" w:lineRule="auto"/>
+        <w:contextualSpacing/>
+        <w:rPr>
+          <w:rFonts w:ascii="Calibri" w:hAnsi="Calibri" w:cs="Calibri"/>
+          <w:sz w:val="22"/>
+          <w:szCs w:val="22"/>
+          <w:lang w:val="en-GB"/>
+        </w:rPr>
+      </w:pPr>
+      <w:r>
+        <w:rPr>
+          <w:rFonts w:ascii="Calibri" w:hAnsi="Calibri" w:cs="Calibri"/>
+          <w:sz w:val="22"/>
+          <w:szCs w:val="22"/>
+          <w:lang w:val="en-GB"/>
+        </w:rPr>
+        <w:t>2018 Fieldwork on Kamchatsky Mys ophiolite (two weeks)</w:t>
+      </w:r>
+    </w:p>
+    <w:p>
+      <w:pPr>
+        <w:snapToGrid w:val="0"/>
+        <w:spacing w:after="0" w:line="240" w:lineRule="auto"/>
+        <w:contextualSpacing/>
+        <w:rPr>
+          <w:rFonts w:ascii="Calibri" w:hAnsi="Calibri" w:cs="Calibri"/>
+          <w:sz w:val="22"/>
+          <w:szCs w:val="22"/>
+          <w:lang w:val="en-GB"/>
+        </w:rPr>
+      </w:pPr>
+      <w:r>
+        <w:rPr>
+          <w:rFonts w:ascii="Calibri" w:hAnsi="Calibri" w:cs="Calibri"/>
+          <w:sz w:val="22"/>
+          <w:szCs w:val="22"/>
+          <w:lang w:val="en-GB"/>
+        </w:rPr>
+        <w:t>2018 prospective works on Kirganik Cu porphyry and epithermal Au occurrence (one month)</w:t>
+      </w:r>
+    </w:p>
+    <w:p>
+      <w:pPr>
+        <w:snapToGrid w:val="0"/>
+        <w:spacing w:after="0" w:line="240" w:lineRule="auto"/>
+        <w:contextualSpacing/>
+        <w:rPr>
+          <w:rFonts w:ascii="Calibri" w:hAnsi="Calibri" w:cs="Calibri"/>
+          <w:sz w:val="22"/>
+          <w:szCs w:val="22"/>
+          <w:lang w:val="en-GB"/>
+        </w:rPr>
+      </w:pPr>
+      <w:r>
+        <w:rPr>
+          <w:rFonts w:ascii="Calibri" w:hAnsi="Calibri" w:cs="Calibri"/>
+          <w:sz w:val="22"/>
+          <w:szCs w:val="22"/>
+          <w:lang w:val="en-GB"/>
+        </w:rPr>
+        <w:t>2016–2017 Prospecting for lode and placer PGE mineralization, Epilchik and Matysken areas, Koryak Highlands (5 months in total)</w:t>
+      </w:r>
+    </w:p>
+    <w:p>
+      <w:pPr>
+        <w:snapToGrid w:val="0"/>
+        <w:spacing w:after="0" w:line="240" w:lineRule="auto"/>
+        <w:contextualSpacing/>
+        <w:rPr>
+          <w:rFonts w:ascii="Calibri" w:hAnsi="Calibri" w:cs="Calibri"/>
+          <w:sz w:val="22"/>
+          <w:szCs w:val="22"/>
+          <w:lang w:val="en-GB"/>
+        </w:rPr>
+      </w:pPr>
+      <w:r>
+        <w:rPr>
+          <w:rFonts w:ascii="Calibri" w:hAnsi="Calibri" w:cs="Calibri"/>
+          <w:sz w:val="22"/>
+          <w:szCs w:val="22"/>
+          <w:lang w:val="en-GB"/>
+        </w:rPr>
+        <w:t>2015 Geological mapping 1:200 000 scale, Koryak Highlands (3 months)</w:t>
+      </w:r>
+    </w:p>
+    <w:p>
+      <w:pPr>
+        <w:snapToGrid w:val="0"/>
+        <w:spacing w:after="0" w:line="240" w:lineRule="auto"/>
+        <w:contextualSpacing/>
+        <w:rPr>
+          <w:rFonts w:ascii="Calibri" w:hAnsi="Calibri" w:cs="Calibri"/>
+          <w:sz w:val="22"/>
+          <w:szCs w:val="22"/>
+          <w:lang w:val="en-GB"/>
+        </w:rPr>
+      </w:pPr>
     </w:p>
     <w:p>
       <w:pPr>
@@ -2155,491 +2276,7 @@
           <w:szCs w:val="22"/>
           <w:lang w:val="en-GB"/>
         </w:rPr>
-        <w:t>Field work</w:t>
-      </w:r>
-    </w:p>
-    <w:p>
-      <w:pPr>
-        <w:snapToGrid w:val="0"/>
-        <w:spacing w:after="0" w:line="240" w:lineRule="auto"/>
-        <w:contextualSpacing/>
-        <w:rPr>
-          <w:rFonts w:ascii="Calibri" w:hAnsi="Calibri" w:cs="Calibri"/>
-          <w:sz w:val="22"/>
-          <w:szCs w:val="22"/>
-          <w:lang w:val="en-GB"/>
-        </w:rPr>
-      </w:pPr>
-      <w:r>
-        <w:rPr>
-          <w:rFonts w:ascii="Calibri" w:hAnsi="Calibri" w:cs="Calibri"/>
-          <w:sz w:val="22"/>
-          <w:szCs w:val="22"/>
-          <w:lang w:val="en-GB"/>
-        </w:rPr>
-        <w:t xml:space="preserve">2025–ongoing Mapping and sampling of the Critical Zone across western and eastern Bushveld Complex, South Africa (one month fieldwork + regular mine visits) </w:t>
-      </w:r>
-    </w:p>
-    <w:p>
-      <w:pPr>
-        <w:snapToGrid w:val="0"/>
-        <w:spacing w:after="0" w:line="240" w:lineRule="auto"/>
-        <w:contextualSpacing/>
-        <w:rPr>
-          <w:rFonts w:ascii="Calibri" w:hAnsi="Calibri" w:cs="Calibri"/>
-          <w:sz w:val="22"/>
-          <w:szCs w:val="22"/>
-          <w:lang w:val="en-GB"/>
-        </w:rPr>
-      </w:pPr>
-      <w:r>
-        <w:rPr>
-          <w:rFonts w:ascii="Calibri" w:hAnsi="Calibri" w:cs="Calibri"/>
-          <w:sz w:val="22"/>
-          <w:szCs w:val="22"/>
-          <w:lang w:val="en-GB"/>
-        </w:rPr>
-        <w:t>2023–2025 Fieldwork at the Rhiw layered intrusion, Wales, UK (8 days in total)</w:t>
-      </w:r>
-    </w:p>
-    <w:p>
-      <w:pPr>
-        <w:snapToGrid w:val="0"/>
-        <w:spacing w:after="0" w:line="240" w:lineRule="auto"/>
-        <w:contextualSpacing/>
-        <w:rPr>
-          <w:rFonts w:ascii="Calibri" w:hAnsi="Calibri" w:cs="Calibri"/>
-          <w:sz w:val="22"/>
-          <w:szCs w:val="22"/>
-          <w:lang w:val="en-GB"/>
-        </w:rPr>
-      </w:pPr>
-      <w:r>
-        <w:rPr>
-          <w:rFonts w:ascii="Calibri" w:hAnsi="Calibri" w:cs="Calibri"/>
-          <w:sz w:val="22"/>
-          <w:szCs w:val="22"/>
-          <w:lang w:val="en-GB"/>
-        </w:rPr>
-        <w:t xml:space="preserve">2021 Principal investigator and </w:t>
-      </w:r>
-      <w:r>
-        <w:rPr>
-          <w:rFonts w:ascii="Calibri" w:hAnsi="Calibri" w:cs="Calibri"/>
-          <w:sz w:val="22"/>
-          <w:szCs w:val="22"/>
-          <w:lang w:val="en-GB"/>
-        </w:rPr>
-        <w:t>organizer</w:t>
-      </w:r>
-      <w:r>
-        <w:rPr>
-          <w:rFonts w:ascii="Calibri" w:hAnsi="Calibri" w:cs="Calibri"/>
-          <w:sz w:val="22"/>
-          <w:szCs w:val="22"/>
-          <w:lang w:val="en-GB"/>
-        </w:rPr>
-        <w:t xml:space="preserve"> of a helicopter-supported expedition (12 participants) to </w:t>
-      </w:r>
-      <w:proofErr w:type="spellStart"/>
-      <w:r>
-        <w:rPr>
-          <w:rFonts w:ascii="Calibri" w:hAnsi="Calibri" w:cs="Calibri"/>
-          <w:sz w:val="22"/>
-          <w:szCs w:val="22"/>
-          <w:lang w:val="en-GB"/>
-        </w:rPr>
-        <w:t>Tumrok</w:t>
-      </w:r>
-      <w:proofErr w:type="spellEnd"/>
-      <w:r>
-        <w:rPr>
-          <w:rFonts w:ascii="Calibri" w:hAnsi="Calibri" w:cs="Calibri"/>
-          <w:sz w:val="22"/>
-          <w:szCs w:val="22"/>
-          <w:lang w:val="en-GB"/>
-        </w:rPr>
-        <w:t xml:space="preserve"> Range arc picrites, Kamchatka (three weeks)</w:t>
-      </w:r>
-    </w:p>
-    <w:p>
-      <w:pPr>
-        <w:snapToGrid w:val="0"/>
-        <w:spacing w:after="0" w:line="240" w:lineRule="auto"/>
-        <w:contextualSpacing/>
-        <w:rPr>
-          <w:rFonts w:ascii="Calibri" w:hAnsi="Calibri" w:cs="Calibri"/>
-          <w:sz w:val="22"/>
-          <w:szCs w:val="22"/>
-          <w:lang w:val="en-GB"/>
-        </w:rPr>
-      </w:pPr>
-      <w:r>
-        <w:rPr>
-          <w:rFonts w:ascii="Calibri" w:hAnsi="Calibri" w:cs="Calibri"/>
-          <w:sz w:val="22"/>
-          <w:szCs w:val="22"/>
-          <w:lang w:val="en-GB"/>
-        </w:rPr>
-        <w:t xml:space="preserve">2020 Sampling of alluvial awaruite in </w:t>
-      </w:r>
-      <w:proofErr w:type="spellStart"/>
-      <w:r>
-        <w:rPr>
-          <w:rFonts w:ascii="Calibri" w:hAnsi="Calibri" w:cs="Calibri"/>
-          <w:sz w:val="22"/>
-          <w:szCs w:val="22"/>
-          <w:lang w:val="en-GB"/>
-        </w:rPr>
-        <w:t>Kamchatsky</w:t>
-      </w:r>
-      <w:proofErr w:type="spellEnd"/>
-      <w:r>
-        <w:rPr>
-          <w:rFonts w:ascii="Calibri" w:hAnsi="Calibri" w:cs="Calibri"/>
-          <w:sz w:val="22"/>
-          <w:szCs w:val="22"/>
-          <w:lang w:val="en-GB"/>
-        </w:rPr>
-        <w:t xml:space="preserve"> Mys ophiolite, Kamchatka (two weeks)</w:t>
-      </w:r>
-    </w:p>
-    <w:p>
-      <w:pPr>
-        <w:snapToGrid w:val="0"/>
-        <w:spacing w:after="0" w:line="240" w:lineRule="auto"/>
-        <w:contextualSpacing/>
-        <w:rPr>
-          <w:rFonts w:ascii="Calibri" w:hAnsi="Calibri" w:cs="Calibri"/>
-          <w:sz w:val="22"/>
-          <w:szCs w:val="22"/>
-          <w:lang w:val="en-GB"/>
-        </w:rPr>
-      </w:pPr>
-      <w:r>
-        <w:rPr>
-          <w:rFonts w:ascii="Calibri" w:hAnsi="Calibri" w:cs="Calibri"/>
-          <w:sz w:val="22"/>
-          <w:szCs w:val="22"/>
-          <w:lang w:val="en-GB"/>
-        </w:rPr>
-        <w:t xml:space="preserve">2020 Documenting cooling of lava flows and caves of 2012-13 Tolbachik Fissure Eruption (two weeks); observations of </w:t>
-      </w:r>
-      <w:proofErr w:type="spellStart"/>
-      <w:r>
-        <w:rPr>
-          <w:rFonts w:ascii="Calibri" w:hAnsi="Calibri" w:cs="Calibri"/>
-          <w:sz w:val="22"/>
-          <w:szCs w:val="22"/>
-          <w:lang w:val="en-GB"/>
-        </w:rPr>
-        <w:t>Klyuchevskoy</w:t>
-      </w:r>
-      <w:proofErr w:type="spellEnd"/>
-      <w:r>
-        <w:rPr>
-          <w:rFonts w:ascii="Calibri" w:hAnsi="Calibri" w:cs="Calibri"/>
-          <w:sz w:val="22"/>
-          <w:szCs w:val="22"/>
-          <w:lang w:val="en-GB"/>
-        </w:rPr>
-        <w:t xml:space="preserve"> volcano</w:t>
-      </w:r>
-    </w:p>
-    <w:p>
-      <w:pPr>
-        <w:snapToGrid w:val="0"/>
-        <w:spacing w:after="0" w:line="240" w:lineRule="auto"/>
-        <w:contextualSpacing/>
-        <w:rPr>
-          <w:rFonts w:ascii="Calibri" w:hAnsi="Calibri" w:cs="Calibri"/>
-          <w:sz w:val="22"/>
-          <w:szCs w:val="22"/>
-          <w:lang w:val="en-GB"/>
-        </w:rPr>
-      </w:pPr>
-      <w:r>
-        <w:rPr>
-          <w:rFonts w:ascii="Calibri" w:hAnsi="Calibri" w:cs="Calibri"/>
-          <w:sz w:val="22"/>
-          <w:szCs w:val="22"/>
-          <w:lang w:val="en-GB"/>
-        </w:rPr>
-        <w:t>2019 Underground and field sampling of mineralized intrusions and related flood basalts, Norilsk (two weeks)</w:t>
-      </w:r>
-    </w:p>
-    <w:p>
-      <w:pPr>
-        <w:snapToGrid w:val="0"/>
-        <w:spacing w:after="0" w:line="240" w:lineRule="auto"/>
-        <w:contextualSpacing/>
-        <w:rPr>
-          <w:rFonts w:ascii="Calibri" w:hAnsi="Calibri" w:cs="Calibri"/>
-          <w:sz w:val="22"/>
-          <w:szCs w:val="22"/>
-          <w:lang w:val="en-GB"/>
-        </w:rPr>
-      </w:pPr>
-      <w:r>
-        <w:rPr>
-          <w:rFonts w:ascii="Calibri" w:hAnsi="Calibri" w:cs="Calibri"/>
-          <w:sz w:val="22"/>
-          <w:szCs w:val="22"/>
-          <w:lang w:val="en-GB"/>
-        </w:rPr>
-        <w:t xml:space="preserve">2018 Documenting temperatures of lava in the caves of 2012-13 Tolbachik Fissure Eruption (two weeks); </w:t>
-      </w:r>
-      <w:r>
-        <w:rPr>
-          <w:rFonts w:ascii="Calibri" w:hAnsi="Calibri" w:cs="Calibri"/>
-          <w:sz w:val="22"/>
-          <w:szCs w:val="22"/>
-          <w:lang w:val="en-GB"/>
-        </w:rPr>
-        <w:t xml:space="preserve">visual </w:t>
-      </w:r>
-      <w:r>
-        <w:rPr>
-          <w:rFonts w:ascii="Calibri" w:hAnsi="Calibri" w:cs="Calibri"/>
-          <w:sz w:val="22"/>
-          <w:szCs w:val="22"/>
-          <w:lang w:val="en-GB"/>
-        </w:rPr>
-        <w:t>observations of Shiveluch volcano</w:t>
-      </w:r>
-    </w:p>
-    <w:p>
-      <w:pPr>
-        <w:snapToGrid w:val="0"/>
-        <w:spacing w:after="0" w:line="240" w:lineRule="auto"/>
-        <w:contextualSpacing/>
-        <w:rPr>
-          <w:rFonts w:ascii="Calibri" w:hAnsi="Calibri" w:cs="Calibri"/>
-          <w:sz w:val="22"/>
-          <w:szCs w:val="22"/>
-          <w:lang w:val="en-GB"/>
-        </w:rPr>
-      </w:pPr>
-      <w:r>
-        <w:rPr>
-          <w:rFonts w:ascii="Calibri" w:hAnsi="Calibri" w:cs="Calibri"/>
-          <w:sz w:val="22"/>
-          <w:szCs w:val="22"/>
-          <w:lang w:val="en-GB"/>
-        </w:rPr>
-        <w:t xml:space="preserve">2018 Fieldwork on </w:t>
-      </w:r>
-      <w:proofErr w:type="spellStart"/>
-      <w:r>
-        <w:rPr>
-          <w:rFonts w:ascii="Calibri" w:hAnsi="Calibri" w:cs="Calibri"/>
-          <w:sz w:val="22"/>
-          <w:szCs w:val="22"/>
-          <w:lang w:val="en-GB"/>
-        </w:rPr>
-        <w:t>Kamchatsky</w:t>
-      </w:r>
-      <w:proofErr w:type="spellEnd"/>
-      <w:r>
-        <w:rPr>
-          <w:rFonts w:ascii="Calibri" w:hAnsi="Calibri" w:cs="Calibri"/>
-          <w:sz w:val="22"/>
-          <w:szCs w:val="22"/>
-          <w:lang w:val="en-GB"/>
-        </w:rPr>
-        <w:t xml:space="preserve"> Mys ophiolite (two weeks)</w:t>
-      </w:r>
-    </w:p>
-    <w:p>
-      <w:pPr>
-        <w:snapToGrid w:val="0"/>
-        <w:spacing w:after="0" w:line="240" w:lineRule="auto"/>
-        <w:contextualSpacing/>
-        <w:rPr>
-          <w:rFonts w:ascii="Calibri" w:hAnsi="Calibri" w:cs="Calibri"/>
-          <w:sz w:val="22"/>
-          <w:szCs w:val="22"/>
-          <w:lang w:val="en-GB"/>
-        </w:rPr>
-      </w:pPr>
-      <w:r>
-        <w:rPr>
-          <w:rFonts w:ascii="Calibri" w:hAnsi="Calibri" w:cs="Calibri"/>
-          <w:sz w:val="22"/>
-          <w:szCs w:val="22"/>
-          <w:lang w:val="en-GB"/>
-        </w:rPr>
-        <w:t xml:space="preserve">2018 prospective works on </w:t>
-      </w:r>
-      <w:proofErr w:type="spellStart"/>
-      <w:r>
-        <w:rPr>
-          <w:rFonts w:ascii="Calibri" w:hAnsi="Calibri" w:cs="Calibri"/>
-          <w:sz w:val="22"/>
-          <w:szCs w:val="22"/>
-          <w:lang w:val="en-GB"/>
-        </w:rPr>
-        <w:t>Kirganik</w:t>
-      </w:r>
-      <w:proofErr w:type="spellEnd"/>
-      <w:r>
-        <w:rPr>
-          <w:rFonts w:ascii="Calibri" w:hAnsi="Calibri" w:cs="Calibri"/>
-          <w:sz w:val="22"/>
-          <w:szCs w:val="22"/>
-          <w:lang w:val="en-GB"/>
-        </w:rPr>
-        <w:t xml:space="preserve"> Cu porphyry and epithermal Au occurrence (one month)</w:t>
-      </w:r>
-    </w:p>
-    <w:p>
-      <w:pPr>
-        <w:snapToGrid w:val="0"/>
-        <w:spacing w:after="0" w:line="240" w:lineRule="auto"/>
-        <w:contextualSpacing/>
-        <w:rPr>
-          <w:rFonts w:ascii="Calibri" w:hAnsi="Calibri" w:cs="Calibri"/>
-          <w:sz w:val="22"/>
-          <w:szCs w:val="22"/>
-          <w:lang w:val="en-GB"/>
-        </w:rPr>
-      </w:pPr>
-      <w:r>
-        <w:rPr>
-          <w:rFonts w:ascii="Calibri" w:hAnsi="Calibri" w:cs="Calibri"/>
-          <w:sz w:val="22"/>
-          <w:szCs w:val="22"/>
-          <w:lang w:val="en-GB"/>
-        </w:rPr>
-        <w:t xml:space="preserve">2016–2017 Prospecting for lode and placer PGE mineralization, </w:t>
-      </w:r>
-      <w:proofErr w:type="spellStart"/>
-      <w:r>
-        <w:rPr>
-          <w:rFonts w:ascii="Calibri" w:hAnsi="Calibri" w:cs="Calibri"/>
-          <w:sz w:val="22"/>
-          <w:szCs w:val="22"/>
-          <w:lang w:val="en-GB"/>
-        </w:rPr>
-        <w:t>Epilchik</w:t>
-      </w:r>
-      <w:proofErr w:type="spellEnd"/>
-      <w:r>
-        <w:rPr>
-          <w:rFonts w:ascii="Calibri" w:hAnsi="Calibri" w:cs="Calibri"/>
-          <w:sz w:val="22"/>
-          <w:szCs w:val="22"/>
-          <w:lang w:val="en-GB"/>
-        </w:rPr>
-        <w:t xml:space="preserve"> and </w:t>
-      </w:r>
-      <w:proofErr w:type="spellStart"/>
-      <w:r>
-        <w:rPr>
-          <w:rFonts w:ascii="Calibri" w:hAnsi="Calibri" w:cs="Calibri"/>
-          <w:sz w:val="22"/>
-          <w:szCs w:val="22"/>
-          <w:lang w:val="en-GB"/>
-        </w:rPr>
-        <w:t>Matysken</w:t>
-      </w:r>
-      <w:proofErr w:type="spellEnd"/>
-      <w:r>
-        <w:rPr>
-          <w:rFonts w:ascii="Calibri" w:hAnsi="Calibri" w:cs="Calibri"/>
-          <w:sz w:val="22"/>
-          <w:szCs w:val="22"/>
-          <w:lang w:val="en-GB"/>
-        </w:rPr>
-        <w:t xml:space="preserve"> areas, Koryak Highlands (5 months in total)</w:t>
-      </w:r>
-    </w:p>
-    <w:p>
-      <w:pPr>
-        <w:snapToGrid w:val="0"/>
-        <w:spacing w:after="0" w:line="240" w:lineRule="auto"/>
-        <w:contextualSpacing/>
-        <w:rPr>
-          <w:rFonts w:ascii="Calibri" w:hAnsi="Calibri" w:cs="Calibri"/>
-          <w:sz w:val="22"/>
-          <w:szCs w:val="22"/>
-          <w:lang w:val="en-GB"/>
-        </w:rPr>
-      </w:pPr>
-      <w:r>
-        <w:rPr>
-          <w:rFonts w:ascii="Calibri" w:hAnsi="Calibri" w:cs="Calibri"/>
-          <w:sz w:val="22"/>
-          <w:szCs w:val="22"/>
-          <w:lang w:val="en-GB"/>
-        </w:rPr>
-        <w:t>2015 Geological mapping 1:200 000 scale, Koryak Highlands (3 months)</w:t>
-      </w:r>
-    </w:p>
-    <w:p>
-      <w:pPr>
-        <w:snapToGrid w:val="0"/>
-        <w:spacing w:after="0" w:line="240" w:lineRule="auto"/>
-        <w:contextualSpacing/>
-        <w:rPr>
-          <w:rFonts w:ascii="Calibri" w:hAnsi="Calibri" w:cs="Calibri"/>
-          <w:sz w:val="22"/>
-          <w:szCs w:val="22"/>
-          <w:lang w:val="en-GB"/>
-        </w:rPr>
-      </w:pPr>
-    </w:p>
-    <w:p>
-      <w:pPr>
-        <w:snapToGrid w:val="0"/>
-        <w:spacing w:after="0" w:line="240" w:lineRule="auto"/>
-        <w:ind w:right="106"/>
-        <w:contextualSpacing/>
-        <w:rPr>
-          <w:rFonts w:ascii="Calibri" w:hAnsi="Calibri" w:cs="Calibri"/>
-          <w:b/>
-          <w:bCs/>
-          <w:sz w:val="22"/>
-          <w:szCs w:val="22"/>
-          <w:lang w:val="en-GB"/>
-        </w:rPr>
-      </w:pPr>
-      <w:r>
-        <w:rPr>
-          <w:rFonts w:ascii="Calibri" w:hAnsi="Calibri" w:cs="Calibri"/>
-          <w:b/>
-          <w:bCs/>
-          <w:sz w:val="22"/>
-          <w:szCs w:val="22"/>
-          <w:lang w:val="en-GB"/>
-        </w:rPr>
         <w:t>Professional societies</w:t>
-      </w:r>
-    </w:p>
-    <w:p>
-      <w:pPr>
-        <w:snapToGrid w:val="0"/>
-        <w:spacing w:after="0" w:line="240" w:lineRule="auto"/>
-        <w:contextualSpacing/>
-        <w:rPr>
-          <w:rFonts w:ascii="Calibri" w:hAnsi="Calibri" w:cs="Calibri"/>
-          <w:bCs/>
-          <w:spacing w:val="-2"/>
-          <w:sz w:val="22"/>
-          <w:szCs w:val="22"/>
-          <w:lang w:val="en-GB"/>
-        </w:rPr>
-      </w:pPr>
-      <w:r>
-        <w:rPr>
-          <w:rFonts w:ascii="Calibri" w:hAnsi="Calibri" w:cs="Calibri"/>
-          <w:bCs/>
-          <w:spacing w:val="-2"/>
-          <w:sz w:val="22"/>
-          <w:szCs w:val="22"/>
-          <w:lang w:val="en-GB"/>
-        </w:rPr>
-        <w:t>Mineralogical Society of Great Britain and Northern Ireland, 2023–present</w:t>
       </w:r>
     </w:p>
     <w:p>
@@ -3141,67 +2778,7 @@
           <w:szCs w:val="22"/>
           <w:lang w:val="en-GB"/>
         </w:rPr>
-        <w:t xml:space="preserve">, Filimonova, O., Saxey, D.W., </w:t>
-      </w:r>
-      <w:proofErr w:type="spellStart"/>
-      <w:r>
-        <w:rPr>
-          <w:rFonts w:ascii="Calibri" w:hAnsi="Calibri" w:cs="Calibri"/>
-          <w:sz w:val="22"/>
-          <w:szCs w:val="22"/>
-          <w:lang w:val="en-GB"/>
-        </w:rPr>
-        <w:t>Vymazalová</w:t>
-      </w:r>
-      <w:proofErr w:type="spellEnd"/>
-      <w:r>
-        <w:rPr>
-          <w:rFonts w:ascii="Calibri" w:hAnsi="Calibri" w:cs="Calibri"/>
-          <w:sz w:val="22"/>
-          <w:szCs w:val="22"/>
-          <w:lang w:val="en-GB"/>
-        </w:rPr>
-        <w:t xml:space="preserve">, A., Evans, K., Kamenetsky, V.S., </w:t>
-      </w:r>
-      <w:proofErr w:type="spellStart"/>
-      <w:r>
-        <w:rPr>
-          <w:rFonts w:ascii="Calibri" w:hAnsi="Calibri" w:cs="Calibri"/>
-          <w:sz w:val="22"/>
-          <w:szCs w:val="22"/>
-          <w:lang w:val="en-GB"/>
-        </w:rPr>
-        <w:t>Wermeille</w:t>
-      </w:r>
-      <w:proofErr w:type="spellEnd"/>
-      <w:r>
-        <w:rPr>
-          <w:rFonts w:ascii="Calibri" w:hAnsi="Calibri" w:cs="Calibri"/>
-          <w:sz w:val="22"/>
-          <w:szCs w:val="22"/>
-          <w:lang w:val="en-GB"/>
-        </w:rPr>
-        <w:t xml:space="preserve">, D., </w:t>
-      </w:r>
-      <w:proofErr w:type="spellStart"/>
-      <w:r>
-        <w:rPr>
-          <w:rFonts w:ascii="Calibri" w:hAnsi="Calibri" w:cs="Calibri"/>
-          <w:sz w:val="22"/>
-          <w:szCs w:val="22"/>
-          <w:lang w:val="en-GB"/>
-        </w:rPr>
-        <w:t>Fougerouse</w:t>
-      </w:r>
-      <w:proofErr w:type="spellEnd"/>
-      <w:r>
-        <w:rPr>
-          <w:rFonts w:ascii="Calibri" w:hAnsi="Calibri" w:cs="Calibri"/>
-          <w:sz w:val="22"/>
-          <w:szCs w:val="22"/>
-          <w:lang w:val="en-GB"/>
-        </w:rPr>
-        <w:t>, D., Reddy, S.M., 202</w:t>
+        <w:t>, Filimonova, O., Saxey, D.W., Vymazalová, A., Evans, K., Kamenetsky, V.S., Wermeille, D., Fougerouse, D., Reddy, S.M., 202</w:t>
       </w:r>
       <w:r>
         <w:rPr>
@@ -3282,27 +2859,7 @@
           <w:szCs w:val="22"/>
           <w:lang w:val="en-GB"/>
         </w:rPr>
-        <w:t xml:space="preserve">, </w:t>
-      </w:r>
-      <w:proofErr w:type="spellStart"/>
-      <w:r>
-        <w:rPr>
-          <w:rFonts w:ascii="Calibri" w:hAnsi="Calibri" w:cs="Calibri"/>
-          <w:sz w:val="22"/>
-          <w:szCs w:val="22"/>
-          <w:lang w:val="en-GB"/>
-        </w:rPr>
-        <w:t>Bindeman</w:t>
-      </w:r>
-      <w:proofErr w:type="spellEnd"/>
-      <w:r>
-        <w:rPr>
-          <w:rFonts w:ascii="Calibri" w:hAnsi="Calibri" w:cs="Calibri"/>
-          <w:sz w:val="22"/>
-          <w:szCs w:val="22"/>
-          <w:lang w:val="en-GB"/>
-        </w:rPr>
-        <w:t>, I. N., O'Neil, J. &amp; Rizo, H., 2024. Seawater-oceanic crust interaction constrained by triple oxygen and hydrogen isotopes in rocks from the Saglek-Hebron complex, NE Canada: Implications for moderately low-δ</w:t>
+        <w:t>, Bindeman, I. N., O'Neil, J. &amp; Rizo, H., 2024. Seawater-oceanic crust interaction constrained by triple oxygen and hydrogen isotopes in rocks from the Saglek-Hebron complex, NE Canada: Implications for moderately low-δ</w:t>
       </w:r>
       <w:r>
         <w:rPr>
@@ -3383,87 +2940,7 @@
           <w:szCs w:val="22"/>
           <w:lang w:val="en-GB"/>
         </w:rPr>
-        <w:t xml:space="preserve">, Kamenetsky, V. S., Chayka, I. F., Nekrylov, N. A., Kryuchkova, L., </w:t>
-      </w:r>
-      <w:proofErr w:type="spellStart"/>
-      <w:r>
-        <w:rPr>
-          <w:rFonts w:ascii="Calibri" w:hAnsi="Calibri" w:cs="Calibri"/>
-          <w:sz w:val="22"/>
-          <w:szCs w:val="22"/>
-          <w:lang w:val="en-GB"/>
-        </w:rPr>
-        <w:t>Shilovskikh</w:t>
-      </w:r>
-      <w:proofErr w:type="spellEnd"/>
-      <w:r>
-        <w:rPr>
-          <w:rFonts w:ascii="Calibri" w:hAnsi="Calibri" w:cs="Calibri"/>
-          <w:sz w:val="22"/>
-          <w:szCs w:val="22"/>
-          <w:lang w:val="en-GB"/>
-        </w:rPr>
-        <w:t xml:space="preserve">, V. V., </w:t>
-      </w:r>
-      <w:proofErr w:type="spellStart"/>
-      <w:r>
-        <w:rPr>
-          <w:rFonts w:ascii="Calibri" w:hAnsi="Calibri" w:cs="Calibri"/>
-          <w:sz w:val="22"/>
-          <w:szCs w:val="22"/>
-          <w:lang w:val="en-GB"/>
-        </w:rPr>
-        <w:t>Kontonikas</w:t>
-      </w:r>
-      <w:proofErr w:type="spellEnd"/>
-      <w:r>
-        <w:rPr>
-          <w:rFonts w:ascii="Calibri" w:hAnsi="Calibri" w:cs="Calibri"/>
-          <w:sz w:val="22"/>
-          <w:szCs w:val="22"/>
-          <w:lang w:val="en-GB"/>
-        </w:rPr>
-        <w:t xml:space="preserve">-Charos, A., Krasheninnikov, S. P., </w:t>
-      </w:r>
-      <w:proofErr w:type="spellStart"/>
-      <w:r>
-        <w:rPr>
-          <w:rFonts w:ascii="Calibri" w:hAnsi="Calibri" w:cs="Calibri"/>
-          <w:sz w:val="22"/>
-          <w:szCs w:val="22"/>
-          <w:lang w:val="en-GB"/>
-        </w:rPr>
-        <w:t>Sapegina</w:t>
-      </w:r>
-      <w:proofErr w:type="spellEnd"/>
-      <w:r>
-        <w:rPr>
-          <w:rFonts w:ascii="Calibri" w:hAnsi="Calibri" w:cs="Calibri"/>
-          <w:sz w:val="22"/>
-          <w:szCs w:val="22"/>
-          <w:lang w:val="en-GB"/>
-        </w:rPr>
-        <w:t xml:space="preserve">, A. &amp; </w:t>
-      </w:r>
-      <w:proofErr w:type="spellStart"/>
-      <w:r>
-        <w:rPr>
-          <w:rFonts w:ascii="Calibri" w:hAnsi="Calibri" w:cs="Calibri"/>
-          <w:sz w:val="22"/>
-          <w:szCs w:val="22"/>
-          <w:lang w:val="en-GB"/>
-        </w:rPr>
-        <w:t>Perchuk</w:t>
-      </w:r>
-      <w:proofErr w:type="spellEnd"/>
-      <w:r>
-        <w:rPr>
-          <w:rFonts w:ascii="Calibri" w:hAnsi="Calibri" w:cs="Calibri"/>
-          <w:sz w:val="22"/>
-          <w:szCs w:val="22"/>
-          <w:lang w:val="en-GB"/>
-        </w:rPr>
-        <w:t>, A. L., 2024. Metamorphic origin of large nuggets of platinum-group metals: evidence from multiphase inclusions in Os-Ir-Ru alloys from the Adamsfield placer, Tasmania. Journal of Petrology. 10.1093/petrology/egae086</w:t>
+        <w:t>, Kamenetsky, V. S., Chayka, I. F., Nekrylov, N. A., Kryuchkova, L., Shilovskikh, V. V., Kontonikas-Charos, A., Krasheninnikov, S. P., Sapegina, A. &amp; Perchuk, A. L., 2024. Metamorphic origin of large nuggets of platinum-group metals: evidence from multiphase inclusions in Os-Ir-Ru alloys from the Adamsfield placer, Tasmania. Journal of Petrology. 10.1093/petrology/egae086</w:t>
       </w:r>
     </w:p>
     <w:p>
@@ -3507,47 +2984,7 @@
           <w:szCs w:val="22"/>
           <w:lang w:val="en-GB"/>
         </w:rPr>
-        <w:t xml:space="preserve">, Kamenetsky, V.S., Park, J.-W., Maas, R., </w:t>
-      </w:r>
-      <w:proofErr w:type="spellStart"/>
-      <w:r>
-        <w:rPr>
-          <w:rFonts w:ascii="Calibri" w:hAnsi="Calibri" w:cs="Calibri"/>
-          <w:sz w:val="22"/>
-          <w:szCs w:val="22"/>
-          <w:lang w:val="en-GB"/>
-        </w:rPr>
-        <w:t>Demonterova</w:t>
-      </w:r>
-      <w:proofErr w:type="spellEnd"/>
-      <w:r>
-        <w:rPr>
-          <w:rFonts w:ascii="Calibri" w:hAnsi="Calibri" w:cs="Calibri"/>
-          <w:sz w:val="22"/>
-          <w:szCs w:val="22"/>
-          <w:lang w:val="en-GB"/>
-        </w:rPr>
-        <w:t xml:space="preserve">, E.I., </w:t>
-      </w:r>
-      <w:proofErr w:type="spellStart"/>
-      <w:r>
-        <w:rPr>
-          <w:rFonts w:ascii="Calibri" w:hAnsi="Calibri" w:cs="Calibri"/>
-          <w:sz w:val="22"/>
-          <w:szCs w:val="22"/>
-          <w:lang w:val="en-GB"/>
-        </w:rPr>
-        <w:t>Antsiferova</w:t>
-      </w:r>
-      <w:proofErr w:type="spellEnd"/>
-      <w:r>
-        <w:rPr>
-          <w:rFonts w:ascii="Calibri" w:hAnsi="Calibri" w:cs="Calibri"/>
-          <w:sz w:val="22"/>
-          <w:szCs w:val="22"/>
-          <w:lang w:val="en-GB"/>
-        </w:rPr>
-        <w:t>, T.N., Ivanov, A.V., Hwang, J.,</w:t>
+        <w:t>, Kamenetsky, V.S., Park, J.-W., Maas, R., Demonterova, E.I., Antsiferova, T.N., Ivanov, A.V., Hwang, J.,</w:t>
       </w:r>
       <w:r>
         <w:rPr>
@@ -3559,25 +2996,14 @@
         </w:rPr>
         <w:t xml:space="preserve"> </w:t>
       </w:r>
-      <w:proofErr w:type="spellStart"/>
-      <w:r>
-        <w:rPr>
-          <w:rFonts w:ascii="Calibri" w:hAnsi="Calibri" w:cs="Calibri"/>
-          <w:sz w:val="22"/>
-          <w:szCs w:val="22"/>
-          <w:lang w:val="en-GB"/>
-        </w:rPr>
-        <w:t>Abersteiner</w:t>
-      </w:r>
-      <w:proofErr w:type="spellEnd"/>
-      <w:r>
-        <w:rPr>
-          <w:rFonts w:ascii="Calibri" w:hAnsi="Calibri" w:cs="Calibri"/>
-          <w:sz w:val="22"/>
-          <w:szCs w:val="22"/>
-          <w:lang w:val="en-GB"/>
-        </w:rPr>
-        <w:t>,</w:t>
+      <w:r>
+        <w:rPr>
+          <w:rFonts w:ascii="Calibri" w:hAnsi="Calibri" w:cs="Calibri"/>
+          <w:sz w:val="22"/>
+          <w:szCs w:val="22"/>
+          <w:lang w:val="en-GB"/>
+        </w:rPr>
+        <w:t>Abersteiner,</w:t>
       </w:r>
       <w:r>
         <w:rPr>
@@ -3703,7 +3129,6 @@
         </w:rPr>
         <w:t xml:space="preserve"> </w:t>
       </w:r>
-      <w:proofErr w:type="spellStart"/>
       <w:r>
         <w:rPr>
           <w:rFonts w:ascii="Calibri" w:hAnsi="Calibri" w:cs="Calibri"/>
@@ -3713,7 +3138,6 @@
         </w:rPr>
         <w:t>intraoceanic</w:t>
       </w:r>
-      <w:proofErr w:type="spellEnd"/>
       <w:r>
         <w:rPr>
           <w:rFonts w:ascii="Calibri" w:hAnsi="Calibri" w:cs="Calibri"/>
@@ -3774,27 +3198,7 @@
           <w:szCs w:val="22"/>
           <w:lang w:val="en-GB"/>
         </w:rPr>
-        <w:t xml:space="preserve">., Kamenetsky, V.S., Sidorov, E.G., </w:t>
-      </w:r>
-      <w:proofErr w:type="spellStart"/>
-      <w:r>
-        <w:rPr>
-          <w:rFonts w:ascii="Calibri" w:hAnsi="Calibri" w:cs="Calibri"/>
-          <w:sz w:val="22"/>
-          <w:szCs w:val="22"/>
-          <w:lang w:val="en-GB"/>
-        </w:rPr>
-        <w:t>Abersteiner</w:t>
-      </w:r>
-      <w:proofErr w:type="spellEnd"/>
-      <w:r>
-        <w:rPr>
-          <w:rFonts w:ascii="Calibri" w:hAnsi="Calibri" w:cs="Calibri"/>
-          <w:sz w:val="22"/>
-          <w:szCs w:val="22"/>
-          <w:lang w:val="en-GB"/>
-        </w:rPr>
-        <w:t>, A., Chubarov, V.M., 2020. Silicate inclusions in isoferroplatinum: Constraints on the origin of platinum mineralization in podiform chromitites. Ore Geology Reviews 119, 1–13. https://doi.org/10.1016/j.oregeorev.2020.103367.</w:t>
+        <w:t>., Kamenetsky, V.S., Sidorov, E.G., Abersteiner, A., Chubarov, V.M., 2020. Silicate inclusions in isoferroplatinum: Constraints on the origin of platinum mineralization in podiform chromitites. Ore Geology Reviews 119, 1–13. https://doi.org/10.1016/j.oregeorev.2020.103367.</w:t>
       </w:r>
     </w:p>
     <w:p>
@@ -3985,25 +3389,14 @@
         </w:rPr>
         <w:t xml:space="preserve"> </w:t>
       </w:r>
-      <w:proofErr w:type="spellStart"/>
-      <w:r>
-        <w:rPr>
-          <w:rFonts w:ascii="Calibri" w:hAnsi="Calibri" w:cs="Calibri"/>
-          <w:sz w:val="22"/>
-          <w:szCs w:val="22"/>
-          <w:lang w:val="en-GB"/>
-        </w:rPr>
-        <w:t>Kontonikas</w:t>
-      </w:r>
-      <w:proofErr w:type="spellEnd"/>
-      <w:r>
-        <w:rPr>
-          <w:rFonts w:ascii="Calibri" w:hAnsi="Calibri" w:cs="Calibri"/>
-          <w:sz w:val="22"/>
-          <w:szCs w:val="22"/>
-          <w:lang w:val="en-GB"/>
-        </w:rPr>
-        <w:t>-Charos,</w:t>
+      <w:r>
+        <w:rPr>
+          <w:rFonts w:ascii="Calibri" w:hAnsi="Calibri" w:cs="Calibri"/>
+          <w:sz w:val="22"/>
+          <w:szCs w:val="22"/>
+          <w:lang w:val="en-GB"/>
+        </w:rPr>
+        <w:t>Kontonikas-Charos,</w:t>
       </w:r>
       <w:r>
         <w:rPr>
@@ -4554,45 +3947,14 @@
         </w:rPr>
         <w:t xml:space="preserve"> </w:t>
       </w:r>
-      <w:proofErr w:type="spellStart"/>
-      <w:r>
-        <w:rPr>
-          <w:rFonts w:ascii="Calibri" w:hAnsi="Calibri" w:cs="Calibri"/>
-          <w:sz w:val="22"/>
-          <w:szCs w:val="22"/>
-          <w:lang w:val="en-GB"/>
-        </w:rPr>
-        <w:t>Abersteiner</w:t>
-      </w:r>
-      <w:proofErr w:type="spellEnd"/>
-      <w:r>
-        <w:rPr>
-          <w:rFonts w:ascii="Calibri" w:hAnsi="Calibri" w:cs="Calibri"/>
-          <w:sz w:val="22"/>
-          <w:szCs w:val="22"/>
-          <w:lang w:val="en-GB"/>
-        </w:rPr>
-        <w:t xml:space="preserve">, A., 2021. Platinum mineralization and geochemistry of the </w:t>
-      </w:r>
-      <w:proofErr w:type="spellStart"/>
-      <w:r>
-        <w:rPr>
-          <w:rFonts w:ascii="Calibri" w:hAnsi="Calibri" w:cs="Calibri"/>
-          <w:sz w:val="22"/>
-          <w:szCs w:val="22"/>
-          <w:lang w:val="en-GB"/>
-        </w:rPr>
-        <w:t>Matysken</w:t>
-      </w:r>
-      <w:proofErr w:type="spellEnd"/>
-      <w:r>
-        <w:rPr>
-          <w:rFonts w:ascii="Calibri" w:hAnsi="Calibri" w:cs="Calibri"/>
-          <w:sz w:val="22"/>
-          <w:szCs w:val="22"/>
-          <w:lang w:val="en-GB"/>
-        </w:rPr>
-        <w:t xml:space="preserve"> zoned Ural-Alaskan type complex and related placer (Far East Russia). Ore Geology Reviews 130, 1–17. </w:t>
+      <w:r>
+        <w:rPr>
+          <w:rFonts w:ascii="Calibri" w:hAnsi="Calibri" w:cs="Calibri"/>
+          <w:sz w:val="22"/>
+          <w:szCs w:val="22"/>
+          <w:lang w:val="en-GB"/>
+        </w:rPr>
+        <w:t xml:space="preserve">Abersteiner, A., 2021. Platinum mineralization and geochemistry of the Matysken zoned Ural-Alaskan type complex and related placer (Far East Russia). Ore Geology Reviews 130, 1–17. </w:t>
       </w:r>
       <w:r>
         <w:rPr>
@@ -4646,67 +4008,7 @@
           <w:szCs w:val="22"/>
           <w:lang w:val="en-GB"/>
         </w:rPr>
-        <w:t xml:space="preserve">, McDonald, A., Tamura, N., </w:t>
-      </w:r>
-      <w:proofErr w:type="spellStart"/>
-      <w:r>
-        <w:rPr>
-          <w:rFonts w:ascii="Calibri" w:hAnsi="Calibri" w:cs="Calibri"/>
-          <w:sz w:val="22"/>
-          <w:szCs w:val="22"/>
-          <w:lang w:val="en-GB"/>
-        </w:rPr>
-        <w:t>Cabri</w:t>
-      </w:r>
-      <w:proofErr w:type="spellEnd"/>
-      <w:r>
-        <w:rPr>
-          <w:rFonts w:ascii="Calibri" w:hAnsi="Calibri" w:cs="Calibri"/>
-          <w:sz w:val="22"/>
-          <w:szCs w:val="22"/>
-          <w:lang w:val="en-GB"/>
-        </w:rPr>
-        <w:t xml:space="preserve">, L.J., </w:t>
-      </w:r>
-      <w:proofErr w:type="spellStart"/>
-      <w:r>
-        <w:rPr>
-          <w:rFonts w:ascii="Calibri" w:hAnsi="Calibri" w:cs="Calibri"/>
-          <w:sz w:val="22"/>
-          <w:szCs w:val="22"/>
-          <w:lang w:val="en-GB"/>
-        </w:rPr>
-        <w:t>Tolstykh</w:t>
-      </w:r>
-      <w:proofErr w:type="spellEnd"/>
-      <w:r>
-        <w:rPr>
-          <w:rFonts w:ascii="Calibri" w:hAnsi="Calibri" w:cs="Calibri"/>
-          <w:sz w:val="22"/>
-          <w:szCs w:val="22"/>
-          <w:lang w:val="en-GB"/>
-        </w:rPr>
-        <w:t xml:space="preserve">, N., </w:t>
-      </w:r>
-      <w:proofErr w:type="spellStart"/>
-      <w:r>
-        <w:rPr>
-          <w:rFonts w:ascii="Calibri" w:hAnsi="Calibri" w:cs="Calibri"/>
-          <w:sz w:val="22"/>
-          <w:szCs w:val="22"/>
-          <w:lang w:val="en-GB"/>
-        </w:rPr>
-        <w:t>Pekov</w:t>
-      </w:r>
-      <w:proofErr w:type="spellEnd"/>
-      <w:r>
-        <w:rPr>
-          <w:rFonts w:ascii="Calibri" w:hAnsi="Calibri" w:cs="Calibri"/>
-          <w:sz w:val="22"/>
-          <w:szCs w:val="22"/>
-          <w:lang w:val="en-GB"/>
-        </w:rPr>
-        <w:t>, I. 2023. Sidorovite, PtFe</w:t>
+        <w:t>, McDonald, A., Tamura, N., Cabri, L.J., Tolstykh, N., Pekov, I. 2023. Sidorovite, PtFe</w:t>
       </w:r>
       <w:r>
         <w:rPr>
@@ -4725,27 +4027,7 @@
           <w:szCs w:val="22"/>
           <w:lang w:val="en-GB"/>
         </w:rPr>
-        <w:t xml:space="preserve">, a new mineral from the </w:t>
-      </w:r>
-      <w:proofErr w:type="spellStart"/>
-      <w:r>
-        <w:rPr>
-          <w:rFonts w:ascii="Calibri" w:hAnsi="Calibri" w:cs="Calibri"/>
-          <w:sz w:val="22"/>
-          <w:szCs w:val="22"/>
-          <w:lang w:val="en-GB"/>
-        </w:rPr>
-        <w:t>Snegovaya</w:t>
-      </w:r>
-      <w:proofErr w:type="spellEnd"/>
-      <w:r>
-        <w:rPr>
-          <w:rFonts w:ascii="Calibri" w:hAnsi="Calibri" w:cs="Calibri"/>
-          <w:sz w:val="22"/>
-          <w:szCs w:val="22"/>
-          <w:lang w:val="en-GB"/>
-        </w:rPr>
-        <w:t xml:space="preserve"> River placer, Koryak Highlands, Russia. The Canadian Journal of Mineralogy and Petrology, 61(5): 1021</w:t>
+        <w:t>, a new mineral from the Snegovaya River placer, Koryak Highlands, Russia. The Canadian Journal of Mineralogy and Petrology, 61(5): 1021</w:t>
       </w:r>
       <w:r>
         <w:rPr>
@@ -4816,47 +4098,7 @@
           <w:szCs w:val="22"/>
           <w:lang w:val="en-GB"/>
         </w:rPr>
-        <w:t xml:space="preserve">, Kamenetsky, V. S., </w:t>
-      </w:r>
-      <w:proofErr w:type="spellStart"/>
-      <w:r>
-        <w:rPr>
-          <w:rFonts w:ascii="Calibri" w:hAnsi="Calibri" w:cs="Calibri"/>
-          <w:sz w:val="22"/>
-          <w:szCs w:val="22"/>
-          <w:lang w:val="en-GB"/>
-        </w:rPr>
-        <w:t>Kontonikas</w:t>
-      </w:r>
-      <w:proofErr w:type="spellEnd"/>
-      <w:r>
-        <w:rPr>
-          <w:rFonts w:ascii="Calibri" w:hAnsi="Calibri" w:cs="Calibri"/>
-          <w:sz w:val="22"/>
-          <w:szCs w:val="22"/>
-          <w:lang w:val="en-GB"/>
-        </w:rPr>
-        <w:t xml:space="preserve">-Charos, A., Savelyev, D. P., Yakich, T. Y., Belousov, I. A., et al., 2023. </w:t>
-      </w:r>
-      <w:proofErr w:type="spellStart"/>
-      <w:r>
-        <w:rPr>
-          <w:rFonts w:ascii="Calibri" w:hAnsi="Calibri" w:cs="Calibri"/>
-          <w:sz w:val="22"/>
-          <w:szCs w:val="22"/>
-          <w:lang w:val="en-GB"/>
-        </w:rPr>
-        <w:t>Behavior</w:t>
-      </w:r>
-      <w:proofErr w:type="spellEnd"/>
-      <w:r>
-        <w:rPr>
-          <w:rFonts w:ascii="Calibri" w:hAnsi="Calibri" w:cs="Calibri"/>
-          <w:sz w:val="22"/>
-          <w:szCs w:val="22"/>
-          <w:lang w:val="en-GB"/>
-        </w:rPr>
-        <w:t xml:space="preserve"> of platinum-group elements during hydrous metamorphism: constraints from awaruite (Ni</w:t>
+        <w:t>, Kamenetsky, V. S., Kontonikas-Charos, A., Savelyev, D. P., Yakich, T. Y., Belousov, I. A., et al., 2023. Behavior of platinum-group elements during hydrous metamorphism: constraints from awaruite (Ni</w:t>
       </w:r>
       <w:r>
         <w:rPr>
@@ -4918,27 +4160,7 @@
           <w:szCs w:val="22"/>
           <w:lang w:val="en-GB"/>
         </w:rPr>
-        <w:t xml:space="preserve">, Zhirnova, T.S., 2019. Concentrically-zoned massifs of the </w:t>
-      </w:r>
-      <w:proofErr w:type="spellStart"/>
-      <w:r>
-        <w:rPr>
-          <w:rFonts w:ascii="Calibri" w:hAnsi="Calibri" w:cs="Calibri"/>
-          <w:sz w:val="22"/>
-          <w:szCs w:val="22"/>
-          <w:lang w:val="en-GB"/>
-        </w:rPr>
-        <w:t>Tamanvayam</w:t>
-      </w:r>
-      <w:proofErr w:type="spellEnd"/>
-      <w:r>
-        <w:rPr>
-          <w:rFonts w:ascii="Calibri" w:hAnsi="Calibri" w:cs="Calibri"/>
-          <w:sz w:val="22"/>
-          <w:szCs w:val="22"/>
-          <w:lang w:val="en-GB"/>
-        </w:rPr>
-        <w:t xml:space="preserve"> </w:t>
+        <w:t xml:space="preserve">, Zhirnova, T.S., 2019. Concentrically-zoned massifs of the Tamanvayam </w:t>
       </w:r>
       <w:r>
         <w:rPr>
@@ -5396,7 +4618,6 @@
         </w:rPr>
         <w:t xml:space="preserve"> </w:t>
       </w:r>
-      <w:proofErr w:type="spellStart"/>
       <w:r>
         <w:rPr>
           <w:rFonts w:ascii="Calibri" w:hAnsi="Calibri" w:cs="Calibri"/>
@@ -5406,7 +4627,6 @@
         </w:rPr>
         <w:t>Prizhimny</w:t>
       </w:r>
-      <w:proofErr w:type="spellEnd"/>
       <w:r>
         <w:rPr>
           <w:rFonts w:ascii="Calibri" w:hAnsi="Calibri" w:cs="Calibri"/>
@@ -5629,27 +4849,7 @@
           <w:szCs w:val="22"/>
           <w:lang w:val="en-GB"/>
         </w:rPr>
-        <w:t xml:space="preserve">, </w:t>
-      </w:r>
-      <w:proofErr w:type="spellStart"/>
-      <w:r>
-        <w:rPr>
-          <w:rFonts w:ascii="Calibri" w:hAnsi="Calibri" w:cs="Calibri"/>
-          <w:sz w:val="22"/>
-          <w:szCs w:val="22"/>
-          <w:lang w:val="en-GB"/>
-        </w:rPr>
-        <w:t>Bindeman</w:t>
-      </w:r>
-      <w:proofErr w:type="spellEnd"/>
-      <w:r>
-        <w:rPr>
-          <w:rFonts w:ascii="Calibri" w:hAnsi="Calibri" w:cs="Calibri"/>
-          <w:sz w:val="22"/>
-          <w:szCs w:val="22"/>
-          <w:lang w:val="en-GB"/>
-        </w:rPr>
-        <w:t xml:space="preserve">, I. N., Lynn, K. J., Trusdell, F. A., Downs, D. T., Edwards, H. R., Cook, G. W. &amp; Day, J. M. D., 2025. Rhenium-osmium and oxygen isotope homogeneity during the 2022 Mauna Loa eruption and implications for basaltic magma storage. Bulletin of Volcanology 87. </w:t>
+        <w:t xml:space="preserve">, Bindeman, I. N., Lynn, K. J., Trusdell, F. A., Downs, D. T., Edwards, H. R., Cook, G. W. &amp; Day, J. M. D., 2025. Rhenium-osmium and oxygen isotope homogeneity during the 2022 Mauna Loa eruption and implications for basaltic magma storage. Bulletin of Volcanology 87. </w:t>
       </w:r>
       <w:r>
         <w:rPr>
@@ -5722,27 +4922,7 @@
           <w:szCs w:val="22"/>
           <w:lang w:val="en-GB"/>
         </w:rPr>
-        <w:t xml:space="preserve">, Barnes, S. J., Stepanov, A. S., Konstantinov, S. E., Baykov, N. I., Kryazhev, S. G., Belousov, I. A., Zhukova, I. A., Scherbakov, V. D., Kalugin, V. M., Ivanov, A. V., Bryanskiy, N. V. &amp; Park, J. W., 2025. Erratic </w:t>
-      </w:r>
-      <w:proofErr w:type="spellStart"/>
-      <w:r>
-        <w:rPr>
-          <w:rFonts w:ascii="Calibri" w:hAnsi="Calibri" w:cs="Calibri"/>
-          <w:sz w:val="22"/>
-          <w:szCs w:val="22"/>
-          <w:lang w:val="en-GB"/>
-        </w:rPr>
-        <w:t>behavior</w:t>
-      </w:r>
-      <w:proofErr w:type="spellEnd"/>
-      <w:r>
-        <w:rPr>
-          <w:rFonts w:ascii="Calibri" w:hAnsi="Calibri" w:cs="Calibri"/>
-          <w:sz w:val="22"/>
-          <w:szCs w:val="22"/>
-          <w:lang w:val="en-GB"/>
-        </w:rPr>
-        <w:t xml:space="preserve"> of platinum-group elements along an olivine-Cr-spinel cotectic in sulfide-undersaturated basaltic magma: roles of Cr-spinel and alloys. Sci Rep 15, 14366. </w:t>
+        <w:t xml:space="preserve">, Barnes, S. J., Stepanov, A. S., Konstantinov, S. E., Baykov, N. I., Kryazhev, S. G., Belousov, I. A., Zhukova, I. A., Scherbakov, V. D., Kalugin, V. M., Ivanov, A. V., Bryanskiy, N. V. &amp; Park, J. W., 2025. Erratic behavior of platinum-group elements along an olivine-Cr-spinel cotectic in sulfide-undersaturated basaltic magma: roles of Cr-spinel and alloys. Sci Rep 15, 14366. </w:t>
       </w:r>
       <w:r>
         <w:rPr>
@@ -6171,7 +5351,6 @@
           <w:lang w:val="en-GB"/>
         </w:rPr>
       </w:pPr>
-      <w:proofErr w:type="spellStart"/>
       <w:r>
         <w:rPr>
           <w:rFonts w:ascii="Calibri" w:hAnsi="Calibri" w:cs="Calibri"/>
@@ -6180,17 +5359,7 @@
           <w:lang w:val="en-GB"/>
         </w:rPr>
         <w:lastRenderedPageBreak/>
-        <w:t>Bukhanova</w:t>
-      </w:r>
-      <w:proofErr w:type="spellEnd"/>
-      <w:r>
-        <w:rPr>
-          <w:rFonts w:ascii="Calibri" w:hAnsi="Calibri" w:cs="Calibri"/>
-          <w:sz w:val="22"/>
-          <w:szCs w:val="22"/>
-          <w:lang w:val="en-GB"/>
-        </w:rPr>
-        <w:t xml:space="preserve">, D.S., </w:t>
+        <w:t xml:space="preserve">Bukhanova, D.S., </w:t>
       </w:r>
       <w:r>
         <w:rPr>
@@ -6209,27 +5378,7 @@
           <w:szCs w:val="22"/>
           <w:lang w:val="en-GB"/>
         </w:rPr>
-        <w:t xml:space="preserve">, Sidorov, E.G., Chubarov, V.M., 2022. First finding of platinum group minerals at the </w:t>
-      </w:r>
-      <w:proofErr w:type="spellStart"/>
-      <w:r>
-        <w:rPr>
-          <w:rFonts w:ascii="Calibri" w:hAnsi="Calibri" w:cs="Calibri"/>
-          <w:sz w:val="22"/>
-          <w:szCs w:val="22"/>
-          <w:lang w:val="en-GB"/>
-        </w:rPr>
-        <w:t>Malmyzh</w:t>
-      </w:r>
-      <w:proofErr w:type="spellEnd"/>
-      <w:r>
-        <w:rPr>
-          <w:rFonts w:ascii="Calibri" w:hAnsi="Calibri" w:cs="Calibri"/>
-          <w:sz w:val="22"/>
-          <w:szCs w:val="22"/>
-          <w:lang w:val="en-GB"/>
-        </w:rPr>
-        <w:t xml:space="preserve"> porphyry gold–copper deposit, Khabarovsk Krai, Russia. Geology of Ore Deposits 63, 675-681. https://doi.org/10.1134/s1075701521070035.</w:t>
+        <w:t>, Sidorov, E.G., Chubarov, V.M., 2022. First finding of platinum group minerals at the Malmyzh porphyry gold–copper deposit, Khabarovsk Krai, Russia. Geology of Ore Deposits 63, 675-681. https://doi.org/10.1134/s1075701521070035.</w:t>
       </w:r>
     </w:p>
     <w:p>
@@ -6282,87 +5431,7 @@
           <w:szCs w:val="22"/>
           <w:lang w:val="en-GB"/>
         </w:rPr>
-        <w:t xml:space="preserve">, Zhitova, E.S., Agakhanov, A.A., </w:t>
-      </w:r>
-      <w:proofErr w:type="spellStart"/>
-      <w:r>
-        <w:rPr>
-          <w:rFonts w:ascii="Calibri" w:hAnsi="Calibri" w:cs="Calibri"/>
-          <w:sz w:val="22"/>
-          <w:szCs w:val="22"/>
-          <w:lang w:val="en-GB"/>
-        </w:rPr>
-        <w:t>Sandimirova</w:t>
-      </w:r>
-      <w:proofErr w:type="spellEnd"/>
-      <w:r>
-        <w:rPr>
-          <w:rFonts w:ascii="Calibri" w:hAnsi="Calibri" w:cs="Calibri"/>
-          <w:sz w:val="22"/>
-          <w:szCs w:val="22"/>
-          <w:lang w:val="en-GB"/>
-        </w:rPr>
-        <w:t xml:space="preserve">, E.I., </w:t>
-      </w:r>
-      <w:proofErr w:type="spellStart"/>
-      <w:r>
-        <w:rPr>
-          <w:rFonts w:ascii="Calibri" w:hAnsi="Calibri" w:cs="Calibri"/>
-          <w:sz w:val="22"/>
-          <w:szCs w:val="22"/>
-          <w:lang w:val="en-GB"/>
-        </w:rPr>
-        <w:t>Vymazalova</w:t>
-      </w:r>
-      <w:proofErr w:type="spellEnd"/>
-      <w:r>
-        <w:rPr>
-          <w:rFonts w:ascii="Calibri" w:hAnsi="Calibri" w:cs="Calibri"/>
-          <w:sz w:val="22"/>
-          <w:szCs w:val="22"/>
-          <w:lang w:val="en-GB"/>
-        </w:rPr>
-        <w:t xml:space="preserve">, A., Chubarov, V.M., Zolotarev, A.A., 2021. Kufahrite, PtPb, a new mineral from </w:t>
-      </w:r>
-      <w:proofErr w:type="spellStart"/>
-      <w:r>
-        <w:rPr>
-          <w:rFonts w:ascii="Calibri" w:hAnsi="Calibri" w:cs="Calibri"/>
-          <w:sz w:val="22"/>
-          <w:szCs w:val="22"/>
-          <w:lang w:val="en-GB"/>
-        </w:rPr>
-        <w:t>Ledyanoy</w:t>
-      </w:r>
-      <w:proofErr w:type="spellEnd"/>
-      <w:r>
-        <w:rPr>
-          <w:rFonts w:ascii="Calibri" w:hAnsi="Calibri" w:cs="Calibri"/>
-          <w:sz w:val="22"/>
-          <w:szCs w:val="22"/>
-          <w:lang w:val="en-GB"/>
-        </w:rPr>
-        <w:t xml:space="preserve"> Creek placer, </w:t>
-      </w:r>
-      <w:proofErr w:type="spellStart"/>
-      <w:r>
-        <w:rPr>
-          <w:rFonts w:ascii="Calibri" w:hAnsi="Calibri" w:cs="Calibri"/>
-          <w:sz w:val="22"/>
-          <w:szCs w:val="22"/>
-          <w:lang w:val="en-GB"/>
-        </w:rPr>
-        <w:t>Galmoenan</w:t>
-      </w:r>
-      <w:proofErr w:type="spellEnd"/>
-      <w:r>
-        <w:rPr>
-          <w:rFonts w:ascii="Calibri" w:hAnsi="Calibri" w:cs="Calibri"/>
-          <w:sz w:val="22"/>
-          <w:szCs w:val="22"/>
-          <w:lang w:val="en-GB"/>
-        </w:rPr>
-        <w:t xml:space="preserve"> ultramafic complex, Koryak Highlands, Russia. Mineralogical Magazine 85, 254–261. https://doi.org/10.1180/mgm.2021.18.</w:t>
+        <w:t>, Zhitova, E.S., Agakhanov, A.A., Sandimirova, E.I., Vymazalova, A., Chubarov, V.M., Zolotarev, A.A., 2021. Kufahrite, PtPb, a new mineral from Ledyanoy Creek placer, Galmoenan ultramafic complex, Koryak Highlands, Russia. Mineralogical Magazine 85, 254–261. https://doi.org/10.1180/mgm.2021.18.</w:t>
       </w:r>
     </w:p>
     <w:p>
@@ -6415,67 +5484,7 @@
           <w:szCs w:val="22"/>
           <w:lang w:val="en-GB"/>
         </w:rPr>
-        <w:t xml:space="preserve">., </w:t>
-      </w:r>
-      <w:proofErr w:type="spellStart"/>
-      <w:r>
-        <w:rPr>
-          <w:rFonts w:ascii="Calibri" w:hAnsi="Calibri" w:cs="Calibri"/>
-          <w:sz w:val="22"/>
-          <w:szCs w:val="22"/>
-          <w:lang w:val="en-GB"/>
-        </w:rPr>
-        <w:t>Lepekhina</w:t>
-      </w:r>
-      <w:proofErr w:type="spellEnd"/>
-      <w:r>
-        <w:rPr>
-          <w:rFonts w:ascii="Calibri" w:hAnsi="Calibri" w:cs="Calibri"/>
-          <w:sz w:val="22"/>
-          <w:szCs w:val="22"/>
-          <w:lang w:val="en-GB"/>
-        </w:rPr>
-        <w:t xml:space="preserve">, E.N., </w:t>
-      </w:r>
-      <w:proofErr w:type="spellStart"/>
-      <w:r>
-        <w:rPr>
-          <w:rFonts w:ascii="Calibri" w:hAnsi="Calibri" w:cs="Calibri"/>
-          <w:sz w:val="22"/>
-          <w:szCs w:val="22"/>
-          <w:lang w:val="en-GB"/>
-        </w:rPr>
-        <w:t>Sharpenok</w:t>
-      </w:r>
-      <w:proofErr w:type="spellEnd"/>
-      <w:r>
-        <w:rPr>
-          <w:rFonts w:ascii="Calibri" w:hAnsi="Calibri" w:cs="Calibri"/>
-          <w:sz w:val="22"/>
-          <w:szCs w:val="22"/>
-          <w:lang w:val="en-GB"/>
-        </w:rPr>
-        <w:t xml:space="preserve">, L.N., Antonov, A.V., Kutyreva, M.E., 2021. Age of the dike complex in the dunite “core” of the </w:t>
-      </w:r>
-      <w:proofErr w:type="spellStart"/>
-      <w:r>
-        <w:rPr>
-          <w:rFonts w:ascii="Calibri" w:hAnsi="Calibri" w:cs="Calibri"/>
-          <w:sz w:val="22"/>
-          <w:szCs w:val="22"/>
-          <w:lang w:val="en-GB"/>
-        </w:rPr>
-        <w:t>Kamenushinsky</w:t>
-      </w:r>
-      <w:proofErr w:type="spellEnd"/>
-      <w:r>
-        <w:rPr>
-          <w:rFonts w:ascii="Calibri" w:hAnsi="Calibri" w:cs="Calibri"/>
-          <w:sz w:val="22"/>
-          <w:szCs w:val="22"/>
-          <w:lang w:val="en-GB"/>
-        </w:rPr>
-        <w:t xml:space="preserve"> clinopyroxenite–dunite massif, Ural Platinum belt, Middle Urals. Geochemistry International 59, 559–576. https://doi.org/10.1134/s0016702921060094.</w:t>
+        <w:t>., Lepekhina, E.N., Sharpenok, L.N., Antonov, A.V., Kutyreva, M.E., 2021. Age of the dike complex in the dunite “core” of the Kamenushinsky clinopyroxenite–dunite massif, Ural Platinum belt, Middle Urals. Geochemistry International 59, 559–576. https://doi.org/10.1134/s0016702921060094.</w:t>
       </w:r>
     </w:p>
     <w:p>
@@ -6528,27 +5537,7 @@
           <w:szCs w:val="22"/>
           <w:lang w:val="en-GB"/>
         </w:rPr>
-        <w:t xml:space="preserve">, Chubarov, V., Zhitova, E., 2021. Platinum mineralization of the </w:t>
-      </w:r>
-      <w:proofErr w:type="spellStart"/>
-      <w:r>
-        <w:rPr>
-          <w:rFonts w:ascii="Calibri" w:hAnsi="Calibri" w:cs="Calibri"/>
-          <w:sz w:val="22"/>
-          <w:szCs w:val="22"/>
-          <w:lang w:val="en-GB"/>
-        </w:rPr>
-        <w:t>Epilchik</w:t>
-      </w:r>
-      <w:proofErr w:type="spellEnd"/>
-      <w:r>
-        <w:rPr>
-          <w:rFonts w:ascii="Calibri" w:hAnsi="Calibri" w:cs="Calibri"/>
-          <w:sz w:val="22"/>
-          <w:szCs w:val="22"/>
-          <w:lang w:val="en-GB"/>
-        </w:rPr>
-        <w:t xml:space="preserve"> Ural-Alaskan type zoned complex (Far East Russia). Mineralium Deposita 56, 143–160. </w:t>
+        <w:t xml:space="preserve">, Chubarov, V., Zhitova, E., 2021. Platinum mineralization of the Epilchik Ural-Alaskan type zoned complex (Far East Russia). Mineralium Deposita 56, 143–160. </w:t>
       </w:r>
       <w:r>
         <w:rPr>
@@ -6832,27 +5821,7 @@
           <w:szCs w:val="22"/>
           <w:lang w:val="en-GB"/>
         </w:rPr>
-        <w:t xml:space="preserve">of platinum-group mineral assemblages from placers in rivers draining from the Ural-Alaskan type </w:t>
-      </w:r>
-      <w:proofErr w:type="spellStart"/>
-      <w:r>
-        <w:rPr>
-          <w:rFonts w:ascii="Calibri" w:hAnsi="Calibri" w:cs="Calibri"/>
-          <w:sz w:val="22"/>
-          <w:szCs w:val="22"/>
-          <w:lang w:val="en-GB"/>
-        </w:rPr>
-        <w:t>Itchayvayamsky</w:t>
-      </w:r>
-      <w:proofErr w:type="spellEnd"/>
-      <w:r>
-        <w:rPr>
-          <w:rFonts w:ascii="Calibri" w:hAnsi="Calibri" w:cs="Calibri"/>
-          <w:sz w:val="22"/>
-          <w:szCs w:val="22"/>
-          <w:lang w:val="en-GB"/>
-        </w:rPr>
-        <w:t xml:space="preserve"> ultramafics, Far East Russia. Canadian Mineralogist 57, 91–104. </w:t>
+        <w:t xml:space="preserve">of platinum-group mineral assemblages from placers in rivers draining from the Ural-Alaskan type Itchayvayamsky ultramafics, Far East Russia. Canadian Mineralogist 57, 91–104. </w:t>
       </w:r>
       <w:r>
         <w:rPr>
@@ -6896,67 +5865,7 @@
           <w:szCs w:val="22"/>
           <w:lang w:val="en-GB"/>
         </w:rPr>
-        <w:t xml:space="preserve">Chayka, I.F., </w:t>
-      </w:r>
-      <w:proofErr w:type="spellStart"/>
-      <w:r>
-        <w:rPr>
-          <w:rFonts w:ascii="Calibri" w:hAnsi="Calibri" w:cs="Calibri"/>
-          <w:sz w:val="22"/>
-          <w:szCs w:val="22"/>
-          <w:lang w:val="en-GB"/>
-        </w:rPr>
-        <w:t>Izokh</w:t>
-      </w:r>
-      <w:proofErr w:type="spellEnd"/>
-      <w:r>
-        <w:rPr>
-          <w:rFonts w:ascii="Calibri" w:hAnsi="Calibri" w:cs="Calibri"/>
-          <w:sz w:val="22"/>
-          <w:szCs w:val="22"/>
-          <w:lang w:val="en-GB"/>
-        </w:rPr>
-        <w:t xml:space="preserve">, A.E., Kamenetsky, V.S., Sokol, E.V., </w:t>
-      </w:r>
-      <w:proofErr w:type="spellStart"/>
-      <w:r>
-        <w:rPr>
-          <w:rFonts w:ascii="Calibri" w:hAnsi="Calibri" w:cs="Calibri"/>
-          <w:sz w:val="22"/>
-          <w:szCs w:val="22"/>
-          <w:lang w:val="en-GB"/>
-        </w:rPr>
-        <w:t>Lobastov</w:t>
-      </w:r>
-      <w:proofErr w:type="spellEnd"/>
-      <w:r>
-        <w:rPr>
-          <w:rFonts w:ascii="Calibri" w:hAnsi="Calibri" w:cs="Calibri"/>
-          <w:sz w:val="22"/>
-          <w:szCs w:val="22"/>
-          <w:lang w:val="en-GB"/>
-        </w:rPr>
-        <w:t xml:space="preserve">, B.M., </w:t>
-      </w:r>
-      <w:proofErr w:type="spellStart"/>
-      <w:r>
-        <w:rPr>
-          <w:rFonts w:ascii="Calibri" w:hAnsi="Calibri" w:cs="Calibri"/>
-          <w:sz w:val="22"/>
-          <w:szCs w:val="22"/>
-          <w:lang w:val="en-GB"/>
-        </w:rPr>
-        <w:t>Kontonikas</w:t>
-      </w:r>
-      <w:proofErr w:type="spellEnd"/>
-      <w:r>
-        <w:rPr>
-          <w:rFonts w:ascii="Calibri" w:hAnsi="Calibri" w:cs="Calibri"/>
-          <w:sz w:val="22"/>
-          <w:szCs w:val="22"/>
-          <w:lang w:val="en-GB"/>
-        </w:rPr>
-        <w:t>-Charos,</w:t>
+        <w:t>Chayka, I.F., Izokh, A.E., Kamenetsky, V.S., Sokol, E.V., Lobastov, B.M., Kontonikas-Charos,</w:t>
       </w:r>
       <w:r>
         <w:rPr>
@@ -7189,25 +6098,14 @@
         </w:rPr>
         <w:t xml:space="preserve"> </w:t>
       </w:r>
-      <w:proofErr w:type="spellStart"/>
-      <w:r>
-        <w:rPr>
-          <w:rFonts w:ascii="Calibri" w:hAnsi="Calibri" w:cs="Calibri"/>
-          <w:sz w:val="22"/>
-          <w:szCs w:val="22"/>
-          <w:lang w:val="en-GB"/>
-        </w:rPr>
-        <w:t>Shevko</w:t>
-      </w:r>
-      <w:proofErr w:type="spellEnd"/>
-      <w:r>
-        <w:rPr>
-          <w:rFonts w:ascii="Calibri" w:hAnsi="Calibri" w:cs="Calibri"/>
-          <w:sz w:val="22"/>
-          <w:szCs w:val="22"/>
-          <w:lang w:val="en-GB"/>
-        </w:rPr>
-        <w:t xml:space="preserve">, A.Y., Gora, M.P., 2023. Origin of chromitites in the Norilsk-1 intrusion (Siberian LIP) triggered by assimilation of argillaceous rocks by Cr-rich basic magma. Lithos 454-455. </w:t>
+      <w:r>
+        <w:rPr>
+          <w:rFonts w:ascii="Calibri" w:hAnsi="Calibri" w:cs="Calibri"/>
+          <w:sz w:val="22"/>
+          <w:szCs w:val="22"/>
+          <w:lang w:val="en-GB"/>
+        </w:rPr>
+        <w:t xml:space="preserve">Shevko, A.Y., Gora, M.P., 2023. Origin of chromitites in the Norilsk-1 intrusion (Siberian LIP) triggered by assimilation of argillaceous rocks by Cr-rich basic magma. Lithos 454-455. </w:t>
       </w:r>
       <w:r>
         <w:rPr>
@@ -7260,27 +6158,7 @@
           <w:szCs w:val="22"/>
           <w:lang w:val="en-GB"/>
         </w:rPr>
-        <w:t xml:space="preserve">Zhitova, E.S., </w:t>
-      </w:r>
-      <w:proofErr w:type="spellStart"/>
-      <w:r>
-        <w:rPr>
-          <w:rFonts w:ascii="Calibri" w:hAnsi="Calibri" w:cs="Calibri"/>
-          <w:sz w:val="22"/>
-          <w:szCs w:val="22"/>
-          <w:lang w:val="en-GB"/>
-        </w:rPr>
-        <w:t>Nuzhdaev</w:t>
-      </w:r>
-      <w:proofErr w:type="spellEnd"/>
-      <w:r>
-        <w:rPr>
-          <w:rFonts w:ascii="Calibri" w:hAnsi="Calibri" w:cs="Calibri"/>
-          <w:sz w:val="22"/>
-          <w:szCs w:val="22"/>
-          <w:lang w:val="en-GB"/>
-        </w:rPr>
-        <w:t xml:space="preserve">, A.A., Davydova, V.O., Sheveleva, R.M., Zhegunov, P.S., Kuznetsov, R.A., </w:t>
+        <w:t xml:space="preserve">Zhitova, E.S., Nuzhdaev, A.A., Davydova, V.O., Sheveleva, R.M., Zhegunov, P.S., Kuznetsov, R.A., </w:t>
       </w:r>
       <w:r>
         <w:rPr>
@@ -7318,27 +6196,7 @@
           <w:szCs w:val="22"/>
           <w:lang w:val="en-GB"/>
         </w:rPr>
-        <w:t xml:space="preserve"> Vlasenko, N.S. (2025). Calcareous skarn-like mineral paragenesis from unaltered basalt of the </w:t>
-      </w:r>
-      <w:proofErr w:type="spellStart"/>
-      <w:r>
-        <w:rPr>
-          <w:rFonts w:ascii="Calibri" w:hAnsi="Calibri" w:cs="Calibri"/>
-          <w:sz w:val="22"/>
-          <w:szCs w:val="22"/>
-          <w:lang w:val="en-GB"/>
-        </w:rPr>
-        <w:t>Alaid</w:t>
-      </w:r>
-      <w:proofErr w:type="spellEnd"/>
-      <w:r>
-        <w:rPr>
-          <w:rFonts w:ascii="Calibri" w:hAnsi="Calibri" w:cs="Calibri"/>
-          <w:sz w:val="22"/>
-          <w:szCs w:val="22"/>
-          <w:lang w:val="en-GB"/>
-        </w:rPr>
-        <w:t xml:space="preserve"> volcano (Kuril–Kamchatka island arc). Minerals 15. https://doi.org/10.3390/min15030237</w:t>
+        <w:t xml:space="preserve"> Vlasenko, N.S. (2025). Calcareous skarn-like mineral paragenesis from unaltered basalt of the Alaid volcano (Kuril–Kamchatka island arc). Minerals 15. https://doi.org/10.3390/min15030237</w:t>
       </w:r>
     </w:p>
     <w:p>
@@ -7365,85 +6223,14 @@
           <w:lang w:val="en-GB"/>
         </w:rPr>
       </w:pPr>
-      <w:proofErr w:type="spellStart"/>
-      <w:r>
-        <w:rPr>
-          <w:rFonts w:ascii="Calibri" w:hAnsi="Calibri" w:cs="Calibri"/>
-          <w:sz w:val="22"/>
-          <w:szCs w:val="22"/>
-          <w:lang w:val="en-GB"/>
-        </w:rPr>
-        <w:t>Pekov</w:t>
-      </w:r>
-      <w:proofErr w:type="spellEnd"/>
-      <w:r>
-        <w:rPr>
-          <w:rFonts w:ascii="Calibri" w:hAnsi="Calibri" w:cs="Calibri"/>
-          <w:sz w:val="22"/>
-          <w:szCs w:val="22"/>
-          <w:lang w:val="en-GB"/>
-        </w:rPr>
-        <w:t xml:space="preserve">, I.V., Zubkova, N.V., </w:t>
-      </w:r>
-      <w:proofErr w:type="spellStart"/>
-      <w:r>
-        <w:rPr>
-          <w:rFonts w:ascii="Calibri" w:hAnsi="Calibri" w:cs="Calibri"/>
-          <w:sz w:val="22"/>
-          <w:szCs w:val="22"/>
-          <w:lang w:val="en-GB"/>
-        </w:rPr>
-        <w:t>Yapaskurt</w:t>
-      </w:r>
-      <w:proofErr w:type="spellEnd"/>
-      <w:r>
-        <w:rPr>
-          <w:rFonts w:ascii="Calibri" w:hAnsi="Calibri" w:cs="Calibri"/>
-          <w:sz w:val="22"/>
-          <w:szCs w:val="22"/>
-          <w:lang w:val="en-GB"/>
-        </w:rPr>
-        <w:t xml:space="preserve">, V.O., </w:t>
-      </w:r>
-      <w:proofErr w:type="spellStart"/>
-      <w:r>
-        <w:rPr>
-          <w:rFonts w:ascii="Calibri" w:hAnsi="Calibri" w:cs="Calibri"/>
-          <w:sz w:val="22"/>
-          <w:szCs w:val="22"/>
-          <w:lang w:val="en-GB"/>
-        </w:rPr>
-        <w:t>Belakovskiy</w:t>
-      </w:r>
-      <w:proofErr w:type="spellEnd"/>
-      <w:r>
-        <w:rPr>
-          <w:rFonts w:ascii="Calibri" w:hAnsi="Calibri" w:cs="Calibri"/>
-          <w:sz w:val="22"/>
-          <w:szCs w:val="22"/>
-          <w:lang w:val="en-GB"/>
-        </w:rPr>
-        <w:t xml:space="preserve">, D.I., </w:t>
-      </w:r>
-      <w:proofErr w:type="spellStart"/>
-      <w:r>
-        <w:rPr>
-          <w:rFonts w:ascii="Calibri" w:hAnsi="Calibri" w:cs="Calibri"/>
-          <w:sz w:val="22"/>
-          <w:szCs w:val="22"/>
-          <w:lang w:val="en-GB"/>
-        </w:rPr>
-        <w:t>Britvin</w:t>
-      </w:r>
-      <w:proofErr w:type="spellEnd"/>
-      <w:r>
-        <w:rPr>
-          <w:rFonts w:ascii="Calibri" w:hAnsi="Calibri" w:cs="Calibri"/>
-          <w:sz w:val="22"/>
-          <w:szCs w:val="22"/>
-          <w:lang w:val="en-GB"/>
-        </w:rPr>
-        <w:t xml:space="preserve">, S.N., Agakhanov, A.A., Turchkova, A.G., Sidorov, E.G., </w:t>
+      <w:r>
+        <w:rPr>
+          <w:rFonts w:ascii="Calibri" w:hAnsi="Calibri" w:cs="Calibri"/>
+          <w:sz w:val="22"/>
+          <w:szCs w:val="22"/>
+          <w:lang w:val="en-GB"/>
+        </w:rPr>
+        <w:t xml:space="preserve">Pekov, I.V., Zubkova, N.V., Yapaskurt, V.O., Belakovskiy, D.I., Britvin, S.N., Agakhanov, A.A., Turchkova, A.G., Sidorov, E.G., </w:t>
       </w:r>
       <w:r>
         <w:rPr>
@@ -7520,27 +6307,7 @@
           <w:szCs w:val="22"/>
           <w:lang w:val="en-GB"/>
         </w:rPr>
-        <w:t>), a new As/S-ordered arsenate-</w:t>
-      </w:r>
-      <w:proofErr w:type="spellStart"/>
-      <w:r>
-        <w:rPr>
-          <w:rFonts w:ascii="Calibri" w:hAnsi="Calibri" w:cs="Calibri"/>
-          <w:sz w:val="22"/>
-          <w:szCs w:val="22"/>
-          <w:lang w:val="en-GB"/>
-        </w:rPr>
-        <w:t>sulfate</w:t>
-      </w:r>
-      <w:proofErr w:type="spellEnd"/>
-      <w:r>
-        <w:rPr>
-          <w:rFonts w:ascii="Calibri" w:hAnsi="Calibri" w:cs="Calibri"/>
-          <w:sz w:val="22"/>
-          <w:szCs w:val="22"/>
-          <w:lang w:val="en-GB"/>
-        </w:rPr>
-        <w:t xml:space="preserve"> mineral of fumarolic origin. Mineralogy and Petrology. </w:t>
+        <w:t xml:space="preserve">), a new As/S-ordered arsenate-sulfate mineral of fumarolic origin. Mineralogy and Petrology. </w:t>
       </w:r>
       <w:r>
         <w:rPr>
@@ -7613,87 +6380,7 @@
           <w:szCs w:val="22"/>
           <w:lang w:val="en-GB"/>
         </w:rPr>
-        <w:t xml:space="preserve">, </w:t>
-      </w:r>
-      <w:proofErr w:type="spellStart"/>
-      <w:r>
-        <w:rPr>
-          <w:rFonts w:ascii="Calibri" w:hAnsi="Calibri" w:cs="Calibri"/>
-          <w:sz w:val="22"/>
-          <w:szCs w:val="22"/>
-          <w:lang w:val="en-GB"/>
-        </w:rPr>
-        <w:t>Lepekhina</w:t>
-      </w:r>
-      <w:proofErr w:type="spellEnd"/>
-      <w:r>
-        <w:rPr>
-          <w:rFonts w:ascii="Calibri" w:hAnsi="Calibri" w:cs="Calibri"/>
-          <w:sz w:val="22"/>
-          <w:szCs w:val="22"/>
-          <w:lang w:val="en-GB"/>
-        </w:rPr>
-        <w:t xml:space="preserve">, E., </w:t>
-      </w:r>
-      <w:proofErr w:type="spellStart"/>
-      <w:r>
-        <w:rPr>
-          <w:rFonts w:ascii="Calibri" w:hAnsi="Calibri" w:cs="Calibri"/>
-          <w:sz w:val="22"/>
-          <w:szCs w:val="22"/>
-          <w:lang w:val="en-GB"/>
-        </w:rPr>
-        <w:t>Sharpenok</w:t>
-      </w:r>
-      <w:proofErr w:type="spellEnd"/>
-      <w:r>
-        <w:rPr>
-          <w:rFonts w:ascii="Calibri" w:hAnsi="Calibri" w:cs="Calibri"/>
-          <w:sz w:val="22"/>
-          <w:szCs w:val="22"/>
-          <w:lang w:val="en-GB"/>
-        </w:rPr>
-        <w:t xml:space="preserve">, L., </w:t>
-      </w:r>
-      <w:proofErr w:type="spellStart"/>
-      <w:r>
-        <w:rPr>
-          <w:rFonts w:ascii="Calibri" w:hAnsi="Calibri" w:cs="Calibri"/>
-          <w:sz w:val="22"/>
-          <w:szCs w:val="22"/>
-          <w:lang w:val="en-GB"/>
-        </w:rPr>
-        <w:t>Shagalov</w:t>
-      </w:r>
-      <w:proofErr w:type="spellEnd"/>
-      <w:r>
-        <w:rPr>
-          <w:rFonts w:ascii="Calibri" w:hAnsi="Calibri" w:cs="Calibri"/>
-          <w:sz w:val="22"/>
-          <w:szCs w:val="22"/>
-          <w:lang w:val="en-GB"/>
-        </w:rPr>
-        <w:t xml:space="preserve">, E., Minervina, E., 2024. Nature of perovskite mineralization of silicate-carbonate veins in the margins of </w:t>
-      </w:r>
-      <w:proofErr w:type="spellStart"/>
-      <w:r>
-        <w:rPr>
-          <w:rFonts w:ascii="Calibri" w:hAnsi="Calibri" w:cs="Calibri"/>
-          <w:sz w:val="22"/>
-          <w:szCs w:val="22"/>
-          <w:lang w:val="en-GB"/>
-        </w:rPr>
-        <w:t>Kusinsko-Kopanskaya</w:t>
-      </w:r>
-      <w:proofErr w:type="spellEnd"/>
-      <w:r>
-        <w:rPr>
-          <w:rFonts w:ascii="Calibri" w:hAnsi="Calibri" w:cs="Calibri"/>
-          <w:sz w:val="22"/>
-          <w:szCs w:val="22"/>
-          <w:lang w:val="en-GB"/>
-        </w:rPr>
-        <w:t xml:space="preserve"> layered intrusion (South Urals, Russia). Minerals 14, 478. </w:t>
+        <w:t xml:space="preserve">, Lepekhina, E., Sharpenok, L., Shagalov, E., Minervina, E., 2024. Nature of perovskite mineralization of silicate-carbonate veins in the margins of Kusinsko-Kopanskaya layered intrusion (South Urals, Russia). Minerals 14, 478. </w:t>
       </w:r>
       <w:r>
         <w:rPr>
@@ -7746,47 +6433,7 @@
           <w:szCs w:val="22"/>
           <w:lang w:val="en-GB"/>
         </w:rPr>
-        <w:t xml:space="preserve">Eslami A., Grieco G., </w:t>
-      </w:r>
-      <w:proofErr w:type="spellStart"/>
-      <w:r>
-        <w:rPr>
-          <w:rFonts w:ascii="Calibri" w:hAnsi="Calibri" w:cs="Calibri"/>
-          <w:sz w:val="22"/>
-          <w:szCs w:val="22"/>
-          <w:lang w:val="en-GB"/>
-        </w:rPr>
-        <w:t>Bussolesi</w:t>
-      </w:r>
-      <w:proofErr w:type="spellEnd"/>
-      <w:r>
-        <w:rPr>
-          <w:rFonts w:ascii="Calibri" w:hAnsi="Calibri" w:cs="Calibri"/>
-          <w:sz w:val="22"/>
-          <w:szCs w:val="22"/>
-          <w:lang w:val="en-GB"/>
-        </w:rPr>
-        <w:t xml:space="preserve"> M., Ichiyama Y., Lenaz D., </w:t>
-      </w:r>
-      <w:proofErr w:type="spellStart"/>
-      <w:r>
-        <w:rPr>
-          <w:rFonts w:ascii="Calibri" w:hAnsi="Calibri" w:cs="Calibri"/>
-          <w:sz w:val="22"/>
-          <w:szCs w:val="22"/>
-          <w:lang w:val="en-GB"/>
-        </w:rPr>
-        <w:t>Skogby</w:t>
-      </w:r>
-      <w:proofErr w:type="spellEnd"/>
-      <w:r>
-        <w:rPr>
-          <w:rFonts w:ascii="Calibri" w:hAnsi="Calibri" w:cs="Calibri"/>
-          <w:sz w:val="22"/>
-          <w:szCs w:val="22"/>
-          <w:lang w:val="en-GB"/>
-        </w:rPr>
-        <w:t xml:space="preserve"> H., </w:t>
+        <w:t xml:space="preserve">Eslami A., Grieco G., Bussolesi M., Ichiyama Y., Lenaz D., Skogby H., </w:t>
       </w:r>
       <w:r>
         <w:rPr>
@@ -7805,27 +6452,7 @@
           <w:szCs w:val="22"/>
           <w:lang w:val="en-GB"/>
         </w:rPr>
-        <w:t xml:space="preserve">, Cavallo A. and Khedr M. Z. 2023) Co-occurrence of compositionally variable chromitites in the </w:t>
-      </w:r>
-      <w:proofErr w:type="spellStart"/>
-      <w:r>
-        <w:rPr>
-          <w:rFonts w:ascii="Calibri" w:hAnsi="Calibri" w:cs="Calibri"/>
-          <w:sz w:val="22"/>
-          <w:szCs w:val="22"/>
-          <w:lang w:val="en-GB"/>
-        </w:rPr>
-        <w:t>Sabzevar</w:t>
-      </w:r>
-      <w:proofErr w:type="spellEnd"/>
-      <w:r>
-        <w:rPr>
-          <w:rFonts w:ascii="Calibri" w:hAnsi="Calibri" w:cs="Calibri"/>
-          <w:sz w:val="22"/>
-          <w:szCs w:val="22"/>
-          <w:lang w:val="en-GB"/>
-        </w:rPr>
-        <w:t xml:space="preserve"> ophiolite, NE Iran. Lithos 446-447. </w:t>
+        <w:t xml:space="preserve">, Cavallo A. and Khedr M. Z. 2023) Co-occurrence of compositionally variable chromitites in the Sabzevar ophiolite, NE Iran. Lithos 446-447. </w:t>
       </w:r>
       <w:r>
         <w:rPr>
@@ -7897,27 +6524,7 @@
           <w:szCs w:val="22"/>
           <w:lang w:val="en-GB"/>
         </w:rPr>
-        <w:t xml:space="preserve">, </w:t>
-      </w:r>
-      <w:proofErr w:type="spellStart"/>
-      <w:r>
-        <w:rPr>
-          <w:rFonts w:ascii="Calibri" w:hAnsi="Calibri" w:cs="Calibri"/>
-          <w:sz w:val="22"/>
-          <w:szCs w:val="22"/>
-          <w:lang w:val="en-GB"/>
-        </w:rPr>
-        <w:t>Shilovskikh</w:t>
-      </w:r>
-      <w:proofErr w:type="spellEnd"/>
-      <w:r>
-        <w:rPr>
-          <w:rFonts w:ascii="Calibri" w:hAnsi="Calibri" w:cs="Calibri"/>
-          <w:sz w:val="22"/>
-          <w:szCs w:val="22"/>
-          <w:lang w:val="en-GB"/>
-        </w:rPr>
-        <w:t>, V.V., Petrov, S.V., 2023. Mineralogy and geochemistry of platinum-group elements in the zoned mafic-ultramafic intrusions of the Uralian Platinum belt, Russia. Journal of Geochemical Exploration 246. https://doi.org/10.1016/j.gexplo.2023.107155</w:t>
+        <w:t>, Shilovskikh, V.V., Petrov, S.V., 2023. Mineralogy and geochemistry of platinum-group elements in the zoned mafic-ultramafic intrusions of the Uralian Platinum belt, Russia. Journal of Geochemical Exploration 246. https://doi.org/10.1016/j.gexplo.2023.107155</w:t>
       </w:r>
     </w:p>
     <w:p>
@@ -7971,47 +6578,7 @@
           <w:szCs w:val="22"/>
           <w:lang w:val="en-GB"/>
         </w:rPr>
-        <w:t xml:space="preserve">, Pushkarev, E.V., </w:t>
-      </w:r>
-      <w:proofErr w:type="spellStart"/>
-      <w:r>
-        <w:rPr>
-          <w:rFonts w:ascii="Calibri" w:hAnsi="Calibri" w:cs="Calibri"/>
-          <w:sz w:val="22"/>
-          <w:szCs w:val="22"/>
-          <w:lang w:val="en-GB"/>
-        </w:rPr>
-        <w:t>Abersteiner</w:t>
-      </w:r>
-      <w:proofErr w:type="spellEnd"/>
-      <w:r>
-        <w:rPr>
-          <w:rFonts w:ascii="Calibri" w:hAnsi="Calibri" w:cs="Calibri"/>
-          <w:sz w:val="22"/>
-          <w:szCs w:val="22"/>
-          <w:lang w:val="en-GB"/>
-        </w:rPr>
-        <w:t xml:space="preserve">, A., Shcherbakov, V.D., 2023. Volcano-plutonic complex of the </w:t>
-      </w:r>
-      <w:proofErr w:type="spellStart"/>
-      <w:r>
-        <w:rPr>
-          <w:rFonts w:ascii="Calibri" w:hAnsi="Calibri" w:cs="Calibri"/>
-          <w:sz w:val="22"/>
-          <w:szCs w:val="22"/>
-          <w:lang w:val="en-GB"/>
-        </w:rPr>
-        <w:t>Tumrok</w:t>
-      </w:r>
-      <w:proofErr w:type="spellEnd"/>
-      <w:r>
-        <w:rPr>
-          <w:rFonts w:ascii="Calibri" w:hAnsi="Calibri" w:cs="Calibri"/>
-          <w:sz w:val="22"/>
-          <w:szCs w:val="22"/>
-          <w:lang w:val="en-GB"/>
-        </w:rPr>
-        <w:t xml:space="preserve"> Range (Eastern Kamchatka): an example of the Ural-Alaskan type Intrusion and related volcanic series. Minerals 13, 126.</w:t>
+        <w:t>, Pushkarev, E.V., Abersteiner, A., Shcherbakov, V.D., 2023. Volcano-plutonic complex of the Tumrok Range (Eastern Kamchatka): an example of the Ural-Alaskan type Intrusion and related volcanic series. Minerals 13, 126.</w:t>
       </w:r>
     </w:p>
     <w:p>
@@ -8038,105 +6605,14 @@
           <w:lang w:val="en-GB"/>
         </w:rPr>
       </w:pPr>
-      <w:proofErr w:type="spellStart"/>
-      <w:r>
-        <w:rPr>
-          <w:rFonts w:ascii="Calibri" w:hAnsi="Calibri" w:cs="Calibri"/>
-          <w:sz w:val="22"/>
-          <w:szCs w:val="22"/>
-          <w:lang w:val="en-GB"/>
-        </w:rPr>
-        <w:t>Pekov</w:t>
-      </w:r>
-      <w:proofErr w:type="spellEnd"/>
-      <w:r>
-        <w:rPr>
-          <w:rFonts w:ascii="Calibri" w:hAnsi="Calibri" w:cs="Calibri"/>
-          <w:sz w:val="22"/>
-          <w:szCs w:val="22"/>
-          <w:lang w:val="en-GB"/>
-        </w:rPr>
-        <w:t xml:space="preserve"> I.V., Zubkova N.V., </w:t>
-      </w:r>
-      <w:proofErr w:type="spellStart"/>
-      <w:r>
-        <w:rPr>
-          <w:rFonts w:ascii="Calibri" w:hAnsi="Calibri" w:cs="Calibri"/>
-          <w:sz w:val="22"/>
-          <w:szCs w:val="22"/>
-          <w:lang w:val="en-GB"/>
-        </w:rPr>
-        <w:t>Agakhanov</w:t>
-      </w:r>
-      <w:proofErr w:type="spellEnd"/>
-      <w:r>
-        <w:rPr>
-          <w:rFonts w:ascii="Calibri" w:hAnsi="Calibri" w:cs="Calibri"/>
-          <w:sz w:val="22"/>
-          <w:szCs w:val="22"/>
-          <w:lang w:val="en-GB"/>
-        </w:rPr>
-        <w:t xml:space="preserve"> A.A., </w:t>
-      </w:r>
-      <w:proofErr w:type="spellStart"/>
-      <w:r>
-        <w:rPr>
-          <w:rFonts w:ascii="Calibri" w:hAnsi="Calibri" w:cs="Calibri"/>
-          <w:sz w:val="22"/>
-          <w:szCs w:val="22"/>
-          <w:lang w:val="en-GB"/>
-        </w:rPr>
-        <w:t>Yapaskurt</w:t>
-      </w:r>
-      <w:proofErr w:type="spellEnd"/>
-      <w:r>
-        <w:rPr>
-          <w:rFonts w:ascii="Calibri" w:hAnsi="Calibri" w:cs="Calibri"/>
-          <w:sz w:val="22"/>
-          <w:szCs w:val="22"/>
-          <w:lang w:val="en-GB"/>
-        </w:rPr>
-        <w:t xml:space="preserve"> V.O., </w:t>
-      </w:r>
-      <w:proofErr w:type="spellStart"/>
-      <w:r>
-        <w:rPr>
-          <w:rFonts w:ascii="Calibri" w:hAnsi="Calibri" w:cs="Calibri"/>
-          <w:sz w:val="22"/>
-          <w:szCs w:val="22"/>
-          <w:lang w:val="en-GB"/>
-        </w:rPr>
-        <w:t>Belakovskiy</w:t>
-      </w:r>
-      <w:proofErr w:type="spellEnd"/>
-      <w:r>
-        <w:rPr>
-          <w:rFonts w:ascii="Calibri" w:hAnsi="Calibri" w:cs="Calibri"/>
-          <w:sz w:val="22"/>
-          <w:szCs w:val="22"/>
-          <w:lang w:val="en-GB"/>
-        </w:rPr>
-        <w:t xml:space="preserve"> D.I., </w:t>
-      </w:r>
-      <w:proofErr w:type="spellStart"/>
-      <w:r>
-        <w:rPr>
-          <w:rFonts w:ascii="Calibri" w:hAnsi="Calibri" w:cs="Calibri"/>
-          <w:sz w:val="22"/>
-          <w:szCs w:val="22"/>
-          <w:lang w:val="en-GB"/>
-        </w:rPr>
-        <w:t>Britvin</w:t>
-      </w:r>
-      <w:proofErr w:type="spellEnd"/>
-      <w:r>
-        <w:rPr>
-          <w:rFonts w:ascii="Calibri" w:hAnsi="Calibri" w:cs="Calibri"/>
-          <w:sz w:val="22"/>
-          <w:szCs w:val="22"/>
-          <w:lang w:val="en-GB"/>
-        </w:rPr>
-        <w:t xml:space="preserve"> S.N., Sidorov, E.G., </w:t>
+      <w:r>
+        <w:rPr>
+          <w:rFonts w:ascii="Calibri" w:hAnsi="Calibri" w:cs="Calibri"/>
+          <w:sz w:val="22"/>
+          <w:szCs w:val="22"/>
+          <w:lang w:val="en-GB"/>
+        </w:rPr>
+        <w:t xml:space="preserve">Pekov I.V., Zubkova N.V., Agakhanov A.A., Yapaskurt V.O., Belakovskiy D.I., Britvin S.N., Sidorov, E.G., </w:t>
       </w:r>
       <w:r>
         <w:rPr>
@@ -8156,67 +6632,7 @@
           <w:szCs w:val="22"/>
           <w:lang w:val="en-GB"/>
         </w:rPr>
-        <w:t xml:space="preserve">, </w:t>
-      </w:r>
-      <w:proofErr w:type="spellStart"/>
-      <w:r>
-        <w:rPr>
-          <w:rFonts w:ascii="Calibri" w:hAnsi="Calibri" w:cs="Calibri"/>
-          <w:sz w:val="22"/>
-          <w:szCs w:val="22"/>
-          <w:lang w:val="en-GB"/>
-        </w:rPr>
-        <w:t>Pushcharovsky</w:t>
-      </w:r>
-      <w:proofErr w:type="spellEnd"/>
-      <w:r>
-        <w:rPr>
-          <w:rFonts w:ascii="Calibri" w:hAnsi="Calibri" w:cs="Calibri"/>
-          <w:sz w:val="22"/>
-          <w:szCs w:val="22"/>
-          <w:lang w:val="en-GB"/>
-        </w:rPr>
-        <w:t xml:space="preserve">, </w:t>
-      </w:r>
-      <w:proofErr w:type="spellStart"/>
-      <w:r>
-        <w:rPr>
-          <w:rFonts w:ascii="Calibri" w:hAnsi="Calibri" w:cs="Calibri"/>
-          <w:sz w:val="22"/>
-          <w:szCs w:val="22"/>
-          <w:lang w:val="en-GB"/>
-        </w:rPr>
-        <w:t>D.Yu</w:t>
-      </w:r>
-      <w:proofErr w:type="spellEnd"/>
-      <w:r>
-        <w:rPr>
-          <w:rFonts w:ascii="Calibri" w:hAnsi="Calibri" w:cs="Calibri"/>
-          <w:sz w:val="22"/>
-          <w:szCs w:val="22"/>
-          <w:lang w:val="en-GB"/>
-        </w:rPr>
-        <w:t xml:space="preserve">. New arsenate minerals from the </w:t>
-      </w:r>
-      <w:proofErr w:type="spellStart"/>
-      <w:r>
-        <w:rPr>
-          <w:rFonts w:ascii="Calibri" w:hAnsi="Calibri" w:cs="Calibri"/>
-          <w:sz w:val="22"/>
-          <w:szCs w:val="22"/>
-          <w:lang w:val="en-GB"/>
-        </w:rPr>
-        <w:t>Arsenatnaya</w:t>
-      </w:r>
-      <w:proofErr w:type="spellEnd"/>
-      <w:r>
-        <w:rPr>
-          <w:rFonts w:ascii="Calibri" w:hAnsi="Calibri" w:cs="Calibri"/>
-          <w:sz w:val="22"/>
-          <w:szCs w:val="22"/>
-          <w:lang w:val="en-GB"/>
-        </w:rPr>
-        <w:t xml:space="preserve"> fumarole, Tolbachik volcano, Kamchatka, Russia. XIX. Axelite, Na</w:t>
+        <w:t>, Pushcharovsky, D.Yu. New arsenate minerals from the Arsenatnaya fumarole, Tolbachik volcano, Kamchatka, Russia. XIX. Axelite, Na</w:t>
       </w:r>
       <w:r>
         <w:rPr>
@@ -8384,27 +6800,7 @@
           <w:szCs w:val="22"/>
           <w:lang w:val="en-GB"/>
         </w:rPr>
-        <w:t xml:space="preserve"> 2022. Early </w:t>
-      </w:r>
-      <w:proofErr w:type="spellStart"/>
-      <w:r>
-        <w:rPr>
-          <w:rFonts w:ascii="Calibri" w:hAnsi="Calibri" w:cs="Calibri"/>
-          <w:sz w:val="22"/>
-          <w:szCs w:val="22"/>
-          <w:lang w:val="en-GB"/>
-        </w:rPr>
-        <w:t>Paleozoic</w:t>
-      </w:r>
-      <w:proofErr w:type="spellEnd"/>
-      <w:r>
-        <w:rPr>
-          <w:rFonts w:ascii="Calibri" w:hAnsi="Calibri" w:cs="Calibri"/>
-          <w:sz w:val="22"/>
-          <w:szCs w:val="22"/>
-          <w:lang w:val="en-GB"/>
-        </w:rPr>
-        <w:t xml:space="preserve"> subduction fingerprints of the Paleo-Asian ocean in easternmost Central Asian Orogenic Belt (CAOB): Identification of the oldest Alaskan-type complex in the CAOB. GSA Bulletin. https://doi.org/10.1130/b36307.1.</w:t>
+        <w:t xml:space="preserve"> 2022. Early Paleozoic subduction fingerprints of the Paleo-Asian ocean in easternmost Central Asian Orogenic Belt (CAOB): Identification of the oldest Alaskan-type complex in the CAOB. GSA Bulletin. https://doi.org/10.1130/b36307.1.</w:t>
       </w:r>
     </w:p>
     <w:p>
@@ -8438,47 +6834,7 @@
           <w:szCs w:val="22"/>
           <w:lang w:val="en-GB"/>
         </w:rPr>
-        <w:t xml:space="preserve">Nekrylov, N., Kamenetsky, V.S., Savelyev, D.P., Gorbach, N.V., </w:t>
-      </w:r>
-      <w:proofErr w:type="spellStart"/>
-      <w:r>
-        <w:rPr>
-          <w:rFonts w:ascii="Calibri" w:hAnsi="Calibri" w:cs="Calibri"/>
-          <w:sz w:val="22"/>
-          <w:szCs w:val="22"/>
-          <w:lang w:val="en-GB"/>
-        </w:rPr>
-        <w:t>Kontonikas</w:t>
-      </w:r>
-      <w:proofErr w:type="spellEnd"/>
-      <w:r>
-        <w:rPr>
-          <w:rFonts w:ascii="Calibri" w:hAnsi="Calibri" w:cs="Calibri"/>
-          <w:sz w:val="22"/>
-          <w:szCs w:val="22"/>
-          <w:lang w:val="en-GB"/>
-        </w:rPr>
-        <w:t xml:space="preserve">-Charos, A., </w:t>
-      </w:r>
-      <w:proofErr w:type="spellStart"/>
-      <w:r>
-        <w:rPr>
-          <w:rFonts w:ascii="Calibri" w:hAnsi="Calibri" w:cs="Calibri"/>
-          <w:sz w:val="22"/>
-          <w:szCs w:val="22"/>
-          <w:lang w:val="en-GB"/>
-        </w:rPr>
-        <w:t>Palesskii</w:t>
-      </w:r>
-      <w:proofErr w:type="spellEnd"/>
-      <w:r>
-        <w:rPr>
-          <w:rFonts w:ascii="Calibri" w:hAnsi="Calibri" w:cs="Calibri"/>
-          <w:sz w:val="22"/>
-          <w:szCs w:val="22"/>
-          <w:lang w:val="en-GB"/>
-        </w:rPr>
-        <w:t xml:space="preserve">, S.V., Shcherbakov, V.D., </w:t>
+        <w:t xml:space="preserve">Nekrylov, N., Kamenetsky, V.S., Savelyev, D.P., Gorbach, N.V., Kontonikas-Charos, A., Palesskii, S.V., Shcherbakov, V.D., </w:t>
       </w:r>
       <w:r>
         <w:rPr>
@@ -8498,27 +6854,7 @@
           <w:szCs w:val="22"/>
           <w:lang w:val="en-GB"/>
         </w:rPr>
-        <w:t xml:space="preserve">, Savelyeva, O.L., Korneeva, A.A., </w:t>
-      </w:r>
-      <w:proofErr w:type="spellStart"/>
-      <w:r>
-        <w:rPr>
-          <w:rFonts w:ascii="Calibri" w:hAnsi="Calibri" w:cs="Calibri"/>
-          <w:sz w:val="22"/>
-          <w:szCs w:val="22"/>
-          <w:lang w:val="en-GB"/>
-        </w:rPr>
-        <w:t>Kozmenko</w:t>
-      </w:r>
-      <w:proofErr w:type="spellEnd"/>
-      <w:r>
-        <w:rPr>
-          <w:rFonts w:ascii="Calibri" w:hAnsi="Calibri" w:cs="Calibri"/>
-          <w:sz w:val="22"/>
-          <w:szCs w:val="22"/>
-          <w:lang w:val="en-GB"/>
-        </w:rPr>
-        <w:t xml:space="preserve">, O.A., Zelenski, M.E., 2022. Platinum-group elements in Late Quaternary high-Mg basalts of eastern Kamchatka: Evidence for minor </w:t>
+        <w:t xml:space="preserve">, Savelyeva, O.L., Korneeva, A.A., Kozmenko, O.A., Zelenski, M.E., 2022. Platinum-group elements in Late Quaternary high-Mg basalts of eastern Kamchatka: Evidence for minor </w:t>
       </w:r>
       <w:r>
         <w:rPr>
@@ -8573,85 +6909,14 @@
           <w:lang w:val="en-GB"/>
         </w:rPr>
       </w:pPr>
-      <w:proofErr w:type="spellStart"/>
-      <w:r>
-        <w:rPr>
-          <w:rFonts w:ascii="Calibri" w:hAnsi="Calibri" w:cs="Calibri"/>
-          <w:sz w:val="22"/>
-          <w:szCs w:val="22"/>
-          <w:lang w:val="en-GB"/>
-        </w:rPr>
-        <w:t>Ismagilova</w:t>
-      </w:r>
-      <w:proofErr w:type="spellEnd"/>
-      <w:r>
-        <w:rPr>
-          <w:rFonts w:ascii="Calibri" w:hAnsi="Calibri" w:cs="Calibri"/>
-          <w:sz w:val="22"/>
-          <w:szCs w:val="22"/>
-          <w:lang w:val="en-GB"/>
-        </w:rPr>
-        <w:t xml:space="preserve">, R.M., </w:t>
-      </w:r>
-      <w:proofErr w:type="spellStart"/>
-      <w:r>
-        <w:rPr>
-          <w:rFonts w:ascii="Calibri" w:hAnsi="Calibri" w:cs="Calibri"/>
-          <w:sz w:val="22"/>
-          <w:szCs w:val="22"/>
-          <w:lang w:val="en-GB"/>
-        </w:rPr>
-        <w:t>Zhitova</w:t>
-      </w:r>
-      <w:proofErr w:type="spellEnd"/>
-      <w:r>
-        <w:rPr>
-          <w:rFonts w:ascii="Calibri" w:hAnsi="Calibri" w:cs="Calibri"/>
-          <w:sz w:val="22"/>
-          <w:szCs w:val="22"/>
-          <w:lang w:val="en-GB"/>
-        </w:rPr>
-        <w:t xml:space="preserve">, E.S., Krivovichev, S.V., Sergeeva, A.V., </w:t>
-      </w:r>
-      <w:proofErr w:type="spellStart"/>
-      <w:r>
-        <w:rPr>
-          <w:rFonts w:ascii="Calibri" w:hAnsi="Calibri" w:cs="Calibri"/>
-          <w:sz w:val="22"/>
-          <w:szCs w:val="22"/>
-          <w:lang w:val="en-GB"/>
-        </w:rPr>
-        <w:t>Nuzhdaev</w:t>
-      </w:r>
-      <w:proofErr w:type="spellEnd"/>
-      <w:r>
-        <w:rPr>
-          <w:rFonts w:ascii="Calibri" w:hAnsi="Calibri" w:cs="Calibri"/>
-          <w:sz w:val="22"/>
-          <w:szCs w:val="22"/>
-          <w:lang w:val="en-GB"/>
-        </w:rPr>
-        <w:t xml:space="preserve">, A.A., Anikin, L.P., </w:t>
-      </w:r>
-      <w:proofErr w:type="spellStart"/>
-      <w:r>
-        <w:rPr>
-          <w:rFonts w:ascii="Calibri" w:hAnsi="Calibri" w:cs="Calibri"/>
-          <w:sz w:val="22"/>
-          <w:szCs w:val="22"/>
-          <w:lang w:val="en-GB"/>
-        </w:rPr>
-        <w:t>Krzhizhanovskaya</w:t>
-      </w:r>
-      <w:proofErr w:type="spellEnd"/>
-      <w:r>
-        <w:rPr>
-          <w:rFonts w:ascii="Calibri" w:hAnsi="Calibri" w:cs="Calibri"/>
-          <w:sz w:val="22"/>
-          <w:szCs w:val="22"/>
-          <w:lang w:val="en-GB"/>
-        </w:rPr>
-        <w:t xml:space="preserve">, M.G., Nazarova, M.A., Kupchinenko, A.N., Zolotarev, A.A., </w:t>
+      <w:r>
+        <w:rPr>
+          <w:rFonts w:ascii="Calibri" w:hAnsi="Calibri" w:cs="Calibri"/>
+          <w:sz w:val="22"/>
+          <w:szCs w:val="22"/>
+          <w:lang w:val="en-GB"/>
+        </w:rPr>
+        <w:t xml:space="preserve">Ismagilova, R.M., Zhitova, E.S., Krivovichev, S.V., Sergeeva, A.V., Nuzhdaev, A.A., Anikin, L.P., Krzhizhanovskaya, M.G., Nazarova, M.A., Kupchinenko, A.N., Zolotarev, A.A., </w:t>
       </w:r>
       <w:r>
         <w:rPr>
@@ -8671,27 +6936,7 @@
           <w:szCs w:val="22"/>
           <w:lang w:val="en-GB"/>
         </w:rPr>
-        <w:t xml:space="preserve">, </w:t>
-      </w:r>
-      <w:proofErr w:type="spellStart"/>
-      <w:r>
-        <w:rPr>
-          <w:rFonts w:ascii="Calibri" w:hAnsi="Calibri" w:cs="Calibri"/>
-          <w:sz w:val="22"/>
-          <w:szCs w:val="22"/>
-          <w:lang w:val="en-GB"/>
-        </w:rPr>
-        <w:t>Bukhanova</w:t>
-      </w:r>
-      <w:proofErr w:type="spellEnd"/>
-      <w:r>
-        <w:rPr>
-          <w:rFonts w:ascii="Calibri" w:hAnsi="Calibri" w:cs="Calibri"/>
-          <w:sz w:val="22"/>
-          <w:szCs w:val="22"/>
-          <w:lang w:val="en-GB"/>
-        </w:rPr>
-        <w:t>, D.S., Kuznetsov, R.A., Khanin, D.A., 2021. Phase evolution from volborthite, Cu</w:t>
+        <w:t>, Bukhanova, D.S., Kuznetsov, R.A., Khanin, D.A., 2021. Phase evolution from volborthite, Cu</w:t>
       </w:r>
       <w:r>
         <w:rPr>
@@ -8820,27 +7065,7 @@
           <w:szCs w:val="22"/>
           <w:lang w:val="en-GB"/>
         </w:rPr>
-        <w:t xml:space="preserve">Saveliev, D.E., </w:t>
-      </w:r>
-      <w:proofErr w:type="spellStart"/>
-      <w:r>
-        <w:rPr>
-          <w:rFonts w:ascii="Calibri" w:hAnsi="Calibri" w:cs="Calibri"/>
-          <w:sz w:val="22"/>
-          <w:szCs w:val="22"/>
-          <w:lang w:val="en-GB"/>
-        </w:rPr>
-        <w:t>Shilovskikh</w:t>
-      </w:r>
-      <w:proofErr w:type="spellEnd"/>
-      <w:r>
-        <w:rPr>
-          <w:rFonts w:ascii="Calibri" w:hAnsi="Calibri" w:cs="Calibri"/>
-          <w:sz w:val="22"/>
-          <w:szCs w:val="22"/>
-          <w:lang w:val="en-GB"/>
-        </w:rPr>
-        <w:t xml:space="preserve">, V.V., Sergeev, S.N., </w:t>
+        <w:t xml:space="preserve">Saveliev, D.E., Shilovskikh, V.V., Sergeev, S.N., </w:t>
       </w:r>
       <w:r>
         <w:rPr>
@@ -8860,47 +7085,7 @@
           <w:szCs w:val="22"/>
           <w:lang w:val="en-GB"/>
         </w:rPr>
-        <w:t xml:space="preserve">, 2021. </w:t>
-      </w:r>
-      <w:proofErr w:type="spellStart"/>
-      <w:r>
-        <w:rPr>
-          <w:rFonts w:ascii="Calibri" w:hAnsi="Calibri" w:cs="Calibri"/>
-          <w:sz w:val="22"/>
-          <w:szCs w:val="22"/>
-          <w:lang w:val="en-GB"/>
-        </w:rPr>
-        <w:t>Chromian</w:t>
-      </w:r>
-      <w:proofErr w:type="spellEnd"/>
-      <w:r>
-        <w:rPr>
-          <w:rFonts w:ascii="Calibri" w:hAnsi="Calibri" w:cs="Calibri"/>
-          <w:sz w:val="22"/>
-          <w:szCs w:val="22"/>
-          <w:lang w:val="en-GB"/>
-        </w:rPr>
-        <w:t xml:space="preserve"> spinel </w:t>
-      </w:r>
-      <w:proofErr w:type="spellStart"/>
-      <w:r>
-        <w:rPr>
-          <w:rFonts w:ascii="Calibri" w:hAnsi="Calibri" w:cs="Calibri"/>
-          <w:sz w:val="22"/>
-          <w:szCs w:val="22"/>
-          <w:lang w:val="en-GB"/>
-        </w:rPr>
-        <w:t>neomineralisations</w:t>
-      </w:r>
-      <w:proofErr w:type="spellEnd"/>
-      <w:r>
-        <w:rPr>
-          <w:rFonts w:ascii="Calibri" w:hAnsi="Calibri" w:cs="Calibri"/>
-          <w:sz w:val="22"/>
-          <w:szCs w:val="22"/>
-          <w:lang w:val="en-GB"/>
-        </w:rPr>
-        <w:t xml:space="preserve"> and the microstructure of plastically deformed ophiolitic peridotites (Kraka massifs, Southern Urals, Russia). Mineralogy and Petrology 115, 411–430. https://doi.org/10.1007/s00710-021-00748-w.</w:t>
+        <w:t>, 2021. Chromian spinel neomineralisations and the microstructure of plastically deformed ophiolitic peridotites (Kraka massifs, Southern Urals, Russia). Mineralogy and Petrology 115, 411–430. https://doi.org/10.1007/s00710-021-00748-w.</w:t>
       </w:r>
     </w:p>
     <w:p>
@@ -8934,107 +7119,7 @@
           <w:szCs w:val="22"/>
           <w:lang w:val="en-GB"/>
         </w:rPr>
-        <w:t xml:space="preserve">Chayka, I.F., Sobolev, A.V., </w:t>
-      </w:r>
-      <w:proofErr w:type="spellStart"/>
-      <w:r>
-        <w:rPr>
-          <w:rFonts w:ascii="Calibri" w:hAnsi="Calibri" w:cs="Calibri"/>
-          <w:sz w:val="22"/>
-          <w:szCs w:val="22"/>
-          <w:lang w:val="en-GB"/>
-        </w:rPr>
-        <w:t>Izokh</w:t>
-      </w:r>
-      <w:proofErr w:type="spellEnd"/>
-      <w:r>
-        <w:rPr>
-          <w:rFonts w:ascii="Calibri" w:hAnsi="Calibri" w:cs="Calibri"/>
-          <w:sz w:val="22"/>
-          <w:szCs w:val="22"/>
-          <w:lang w:val="en-GB"/>
-        </w:rPr>
-        <w:t xml:space="preserve">, A.E., </w:t>
-      </w:r>
-      <w:proofErr w:type="spellStart"/>
-      <w:r>
-        <w:rPr>
-          <w:rFonts w:ascii="Calibri" w:hAnsi="Calibri" w:cs="Calibri"/>
-          <w:sz w:val="22"/>
-          <w:szCs w:val="22"/>
-          <w:lang w:val="en-GB"/>
-        </w:rPr>
-        <w:t>Batanova</w:t>
-      </w:r>
-      <w:proofErr w:type="spellEnd"/>
-      <w:r>
-        <w:rPr>
-          <w:rFonts w:ascii="Calibri" w:hAnsi="Calibri" w:cs="Calibri"/>
-          <w:sz w:val="22"/>
-          <w:szCs w:val="22"/>
-          <w:lang w:val="en-GB"/>
-        </w:rPr>
-        <w:t xml:space="preserve">, V.G., </w:t>
-      </w:r>
-      <w:proofErr w:type="spellStart"/>
-      <w:r>
-        <w:rPr>
-          <w:rFonts w:ascii="Calibri" w:hAnsi="Calibri" w:cs="Calibri"/>
-          <w:sz w:val="22"/>
-          <w:szCs w:val="22"/>
-          <w:lang w:val="en-GB"/>
-        </w:rPr>
-        <w:t>Krasheninnikov</w:t>
-      </w:r>
-      <w:proofErr w:type="spellEnd"/>
-      <w:r>
-        <w:rPr>
-          <w:rFonts w:ascii="Calibri" w:hAnsi="Calibri" w:cs="Calibri"/>
-          <w:sz w:val="22"/>
-          <w:szCs w:val="22"/>
-          <w:lang w:val="en-GB"/>
-        </w:rPr>
-        <w:t xml:space="preserve">, S.P., </w:t>
-      </w:r>
-      <w:proofErr w:type="spellStart"/>
-      <w:r>
-        <w:rPr>
-          <w:rFonts w:ascii="Calibri" w:hAnsi="Calibri" w:cs="Calibri"/>
-          <w:sz w:val="22"/>
-          <w:szCs w:val="22"/>
-          <w:lang w:val="en-GB"/>
-        </w:rPr>
-        <w:t>Chervyakovskaya</w:t>
-      </w:r>
-      <w:proofErr w:type="spellEnd"/>
-      <w:r>
-        <w:rPr>
-          <w:rFonts w:ascii="Calibri" w:hAnsi="Calibri" w:cs="Calibri"/>
-          <w:sz w:val="22"/>
-          <w:szCs w:val="22"/>
-          <w:lang w:val="en-GB"/>
-        </w:rPr>
-        <w:t xml:space="preserve">, M.V., </w:t>
-      </w:r>
-      <w:proofErr w:type="spellStart"/>
-      <w:r>
-        <w:rPr>
-          <w:rFonts w:ascii="Calibri" w:hAnsi="Calibri" w:cs="Calibri"/>
-          <w:sz w:val="22"/>
-          <w:szCs w:val="22"/>
-          <w:lang w:val="en-GB"/>
-        </w:rPr>
-        <w:t>Kontonikas-charos</w:t>
-      </w:r>
-      <w:proofErr w:type="spellEnd"/>
-      <w:r>
-        <w:rPr>
-          <w:rFonts w:ascii="Calibri" w:hAnsi="Calibri" w:cs="Calibri"/>
-          <w:sz w:val="22"/>
-          <w:szCs w:val="22"/>
-          <w:lang w:val="en-GB"/>
-        </w:rPr>
-        <w:t xml:space="preserve">, A., </w:t>
+        <w:t xml:space="preserve">Chayka, I.F., Sobolev, A.V., Izokh, A.E., Batanova, V.G., Krasheninnikov, S.P., Chervyakovskaya, M.V., Kontonikas-charos, A., </w:t>
       </w:r>
       <w:r>
         <w:rPr>
@@ -9054,67 +7139,7 @@
           <w:szCs w:val="22"/>
           <w:lang w:val="en-GB"/>
         </w:rPr>
-        <w:t xml:space="preserve">, </w:t>
-      </w:r>
-      <w:proofErr w:type="spellStart"/>
-      <w:r>
-        <w:rPr>
-          <w:rFonts w:ascii="Calibri" w:hAnsi="Calibri" w:cs="Calibri"/>
-          <w:sz w:val="22"/>
-          <w:szCs w:val="22"/>
-          <w:lang w:val="en-GB"/>
-        </w:rPr>
-        <w:t>Lobastov</w:t>
-      </w:r>
-      <w:proofErr w:type="spellEnd"/>
-      <w:r>
-        <w:rPr>
-          <w:rFonts w:ascii="Calibri" w:hAnsi="Calibri" w:cs="Calibri"/>
-          <w:sz w:val="22"/>
-          <w:szCs w:val="22"/>
-          <w:lang w:val="en-GB"/>
-        </w:rPr>
-        <w:t xml:space="preserve">, B., </w:t>
-      </w:r>
-      <w:proofErr w:type="spellStart"/>
-      <w:r>
-        <w:rPr>
-          <w:rFonts w:ascii="Calibri" w:hAnsi="Calibri" w:cs="Calibri"/>
-          <w:sz w:val="22"/>
-          <w:szCs w:val="22"/>
-          <w:lang w:val="en-GB"/>
-        </w:rPr>
-        <w:t>Chervyakovskiy</w:t>
-      </w:r>
-      <w:proofErr w:type="spellEnd"/>
-      <w:r>
-        <w:rPr>
-          <w:rFonts w:ascii="Calibri" w:hAnsi="Calibri" w:cs="Calibri"/>
-          <w:sz w:val="22"/>
-          <w:szCs w:val="22"/>
-          <w:lang w:val="en-GB"/>
-        </w:rPr>
-        <w:t xml:space="preserve">, V., 2020. Fingerprints of </w:t>
-      </w:r>
-      <w:proofErr w:type="spellStart"/>
-      <w:r>
-        <w:rPr>
-          <w:rFonts w:ascii="Calibri" w:hAnsi="Calibri" w:cs="Calibri"/>
-          <w:sz w:val="22"/>
-          <w:szCs w:val="22"/>
-          <w:lang w:val="en-GB"/>
-        </w:rPr>
-        <w:t>Kamafugite</w:t>
-      </w:r>
-      <w:proofErr w:type="spellEnd"/>
-      <w:r>
-        <w:rPr>
-          <w:rFonts w:ascii="Calibri" w:hAnsi="Calibri" w:cs="Calibri"/>
-          <w:sz w:val="22"/>
-          <w:szCs w:val="22"/>
-          <w:lang w:val="en-GB"/>
-        </w:rPr>
-        <w:t>-Like Magmas in Mesozoic Lamproites of the Aldan Shield: Evidence from Olivine and Olivine-Hosted Inclusions. Minerals 10, 1–30. https://doi.org/10.3390/min10040337.</w:t>
+        <w:t>, Lobastov, B., Chervyakovskiy, V., 2020. Fingerprints of Kamafugite-Like Magmas in Mesozoic Lamproites of the Aldan Shield: Evidence from Olivine and Olivine-Hosted Inclusions. Minerals 10, 1–30. https://doi.org/10.3390/min10040337.</w:t>
       </w:r>
     </w:p>
     <w:p>
@@ -9168,87 +7193,7 @@
           <w:szCs w:val="22"/>
           <w:lang w:val="en-GB"/>
         </w:rPr>
-        <w:t xml:space="preserve"> </w:t>
-      </w:r>
-      <w:proofErr w:type="spellStart"/>
-      <w:r>
-        <w:rPr>
-          <w:rFonts w:ascii="Calibri" w:hAnsi="Calibri" w:cs="Calibri"/>
-          <w:sz w:val="22"/>
-          <w:szCs w:val="22"/>
-          <w:lang w:val="en-GB"/>
-        </w:rPr>
-        <w:t>Sharpenok</w:t>
-      </w:r>
-      <w:proofErr w:type="spellEnd"/>
-      <w:r>
-        <w:rPr>
-          <w:rFonts w:ascii="Calibri" w:hAnsi="Calibri" w:cs="Calibri"/>
-          <w:sz w:val="22"/>
-          <w:szCs w:val="22"/>
-          <w:lang w:val="en-GB"/>
-        </w:rPr>
-        <w:t xml:space="preserve">, L.N., </w:t>
-      </w:r>
-      <w:proofErr w:type="spellStart"/>
-      <w:r>
-        <w:rPr>
-          <w:rFonts w:ascii="Calibri" w:hAnsi="Calibri" w:cs="Calibri"/>
-          <w:sz w:val="22"/>
-          <w:szCs w:val="22"/>
-          <w:lang w:val="en-GB"/>
-        </w:rPr>
-        <w:t>Nabiullin</w:t>
-      </w:r>
-      <w:proofErr w:type="spellEnd"/>
-      <w:r>
-        <w:rPr>
-          <w:rFonts w:ascii="Calibri" w:hAnsi="Calibri" w:cs="Calibri"/>
-          <w:sz w:val="22"/>
-          <w:szCs w:val="22"/>
-          <w:lang w:val="en-GB"/>
-        </w:rPr>
-        <w:t xml:space="preserve">, F.M., </w:t>
-      </w:r>
-      <w:proofErr w:type="spellStart"/>
-      <w:r>
-        <w:rPr>
-          <w:rFonts w:ascii="Calibri" w:hAnsi="Calibri" w:cs="Calibri"/>
-          <w:sz w:val="22"/>
-          <w:szCs w:val="22"/>
-          <w:lang w:val="en-GB"/>
-        </w:rPr>
-        <w:t>Troshkina</w:t>
-      </w:r>
-      <w:proofErr w:type="spellEnd"/>
-      <w:r>
-        <w:rPr>
-          <w:rFonts w:ascii="Calibri" w:hAnsi="Calibri" w:cs="Calibri"/>
-          <w:sz w:val="22"/>
-          <w:szCs w:val="22"/>
-          <w:lang w:val="en-GB"/>
-        </w:rPr>
-        <w:t xml:space="preserve">, A.N., 2020. Mineralogical and geochemical evidence for granite metasomatism in dikes in the north of the </w:t>
-      </w:r>
-      <w:proofErr w:type="spellStart"/>
-      <w:r>
-        <w:rPr>
-          <w:rFonts w:ascii="Calibri" w:hAnsi="Calibri" w:cs="Calibri"/>
-          <w:sz w:val="22"/>
-          <w:szCs w:val="22"/>
-          <w:lang w:val="en-GB"/>
-        </w:rPr>
-        <w:t>Berezovskoe</w:t>
-      </w:r>
-      <w:proofErr w:type="spellEnd"/>
-      <w:r>
-        <w:rPr>
-          <w:rFonts w:ascii="Calibri" w:hAnsi="Calibri" w:cs="Calibri"/>
-          <w:sz w:val="22"/>
-          <w:szCs w:val="22"/>
-          <w:lang w:val="en-GB"/>
-        </w:rPr>
-        <w:t xml:space="preserve"> Ore field (Middle Urals). Russian Geology and Geophysics 61, 809–827. https://doi.org/10.15372/RGG2019176.</w:t>
+        <w:t xml:space="preserve"> Sharpenok, L.N., Nabiullin, F.M., Troshkina, A.N., 2020. Mineralogical and geochemical evidence for granite metasomatism in dikes in the north of the Berezovskoe Ore field (Middle Urals). Russian Geology and Geophysics 61, 809–827. https://doi.org/10.15372/RGG2019176.</w:t>
       </w:r>
     </w:p>
     <w:p>
@@ -9302,47 +7247,7 @@
           <w:szCs w:val="22"/>
           <w:lang w:val="en-GB"/>
         </w:rPr>
-        <w:t xml:space="preserve">, Zhitova, E.S., </w:t>
-      </w:r>
-      <w:proofErr w:type="spellStart"/>
-      <w:r>
-        <w:rPr>
-          <w:rFonts w:ascii="Calibri" w:hAnsi="Calibri" w:cs="Calibri"/>
-          <w:sz w:val="22"/>
-          <w:szCs w:val="22"/>
-          <w:lang w:val="en-GB"/>
-        </w:rPr>
-        <w:t>Moskaleva</w:t>
-      </w:r>
-      <w:proofErr w:type="spellEnd"/>
-      <w:r>
-        <w:rPr>
-          <w:rFonts w:ascii="Calibri" w:hAnsi="Calibri" w:cs="Calibri"/>
-          <w:sz w:val="22"/>
-          <w:szCs w:val="22"/>
-          <w:lang w:val="en-GB"/>
-        </w:rPr>
-        <w:t xml:space="preserve">, S.V., Schweigert, P.E., 2024. First data on the mineralogy of the </w:t>
-      </w:r>
-      <w:proofErr w:type="spellStart"/>
-      <w:r>
-        <w:rPr>
-          <w:rFonts w:ascii="Calibri" w:hAnsi="Calibri" w:cs="Calibri"/>
-          <w:sz w:val="22"/>
-          <w:szCs w:val="22"/>
-          <w:lang w:val="en-GB"/>
-        </w:rPr>
-        <w:t>Evevpenta</w:t>
-      </w:r>
-      <w:proofErr w:type="spellEnd"/>
-      <w:r>
-        <w:rPr>
-          <w:rFonts w:ascii="Calibri" w:hAnsi="Calibri" w:cs="Calibri"/>
-          <w:sz w:val="22"/>
-          <w:szCs w:val="22"/>
-          <w:lang w:val="en-GB"/>
-        </w:rPr>
-        <w:t xml:space="preserve"> epithermal silver–gold ore occurrence, Kamchatka, Russia. Journal of Volcanology and Seismology 18, 149-164. </w:t>
+        <w:t xml:space="preserve">, Zhitova, E.S., Moskaleva, S.V., Schweigert, P.E., 2024. First data on the mineralogy of the Evevpenta epithermal silver–gold ore occurrence, Kamchatka, Russia. Journal of Volcanology and Seismology 18, 149-164. </w:t>
       </w:r>
       <w:r>
         <w:rPr>
@@ -9501,27 +7406,7 @@
           <w:szCs w:val="22"/>
           <w:lang w:val="en-GB"/>
         </w:rPr>
-        <w:t xml:space="preserve">Eslami, A., </w:t>
-      </w:r>
-      <w:proofErr w:type="spellStart"/>
-      <w:r>
-        <w:rPr>
-          <w:rFonts w:ascii="Calibri" w:hAnsi="Calibri" w:cs="Calibri"/>
-          <w:sz w:val="22"/>
-          <w:szCs w:val="22"/>
-          <w:lang w:val="en-GB"/>
-        </w:rPr>
-        <w:t>Chardelin</w:t>
-      </w:r>
-      <w:proofErr w:type="spellEnd"/>
-      <w:r>
-        <w:rPr>
-          <w:rFonts w:ascii="Calibri" w:hAnsi="Calibri" w:cs="Calibri"/>
-          <w:sz w:val="22"/>
-          <w:szCs w:val="22"/>
-          <w:lang w:val="en-GB"/>
-        </w:rPr>
-        <w:t xml:space="preserve">, M., O’Driscoll, B., Malvoisin, B., Grieco, G., Bussolesi, M., </w:t>
+        <w:t xml:space="preserve">Eslami, A., Chardelin, M., O’Driscoll, B., Malvoisin, B., Grieco, G., Bussolesi, M., </w:t>
       </w:r>
       <w:r>
         <w:rPr>
@@ -9595,87 +7480,7 @@
           <w:szCs w:val="22"/>
           <w:lang w:val="en-GB"/>
         </w:rPr>
-        <w:t xml:space="preserve">, Petrenko, D., </w:t>
-      </w:r>
-      <w:proofErr w:type="spellStart"/>
-      <w:r>
-        <w:rPr>
-          <w:rFonts w:ascii="Calibri" w:hAnsi="Calibri" w:cs="Calibri"/>
-          <w:sz w:val="22"/>
-          <w:szCs w:val="22"/>
-          <w:lang w:val="en-GB"/>
-        </w:rPr>
-        <w:t>Zhitova</w:t>
-      </w:r>
-      <w:proofErr w:type="spellEnd"/>
-      <w:r>
-        <w:rPr>
-          <w:rFonts w:ascii="Calibri" w:hAnsi="Calibri" w:cs="Calibri"/>
-          <w:sz w:val="22"/>
-          <w:szCs w:val="22"/>
-          <w:lang w:val="en-GB"/>
-        </w:rPr>
-        <w:t xml:space="preserve">, L., </w:t>
-      </w:r>
-      <w:proofErr w:type="spellStart"/>
-      <w:r>
-        <w:rPr>
-          <w:rFonts w:ascii="Calibri" w:hAnsi="Calibri" w:cs="Calibri"/>
-          <w:sz w:val="22"/>
-          <w:szCs w:val="22"/>
-          <w:lang w:val="en-GB"/>
-        </w:rPr>
-        <w:t>Shevko</w:t>
-      </w:r>
-      <w:proofErr w:type="spellEnd"/>
-      <w:r>
-        <w:rPr>
-          <w:rFonts w:ascii="Calibri" w:hAnsi="Calibri" w:cs="Calibri"/>
-          <w:sz w:val="22"/>
-          <w:szCs w:val="22"/>
-          <w:lang w:val="en-GB"/>
-        </w:rPr>
-        <w:t xml:space="preserve">, A., Gora, M., Kalugin, V., Shvedov, G., </w:t>
-      </w:r>
-      <w:proofErr w:type="spellStart"/>
-      <w:r>
-        <w:rPr>
-          <w:rFonts w:ascii="Calibri" w:hAnsi="Calibri" w:cs="Calibri"/>
-          <w:sz w:val="22"/>
-          <w:szCs w:val="22"/>
-          <w:lang w:val="en-GB"/>
-        </w:rPr>
-        <w:t>Izokh</w:t>
-      </w:r>
-      <w:proofErr w:type="spellEnd"/>
-      <w:r>
-        <w:rPr>
-          <w:rFonts w:ascii="Calibri" w:hAnsi="Calibri" w:cs="Calibri"/>
-          <w:sz w:val="22"/>
-          <w:szCs w:val="22"/>
-          <w:lang w:val="en-GB"/>
-        </w:rPr>
-        <w:t xml:space="preserve">, A., </w:t>
-      </w:r>
-      <w:proofErr w:type="spellStart"/>
-      <w:r>
-        <w:rPr>
-          <w:rFonts w:ascii="Calibri" w:hAnsi="Calibri" w:cs="Calibri"/>
-          <w:sz w:val="22"/>
-          <w:szCs w:val="22"/>
-          <w:lang w:val="en-GB"/>
-        </w:rPr>
-        <w:t>Yudovskaya</w:t>
-      </w:r>
-      <w:proofErr w:type="spellEnd"/>
-      <w:r>
-        <w:rPr>
-          <w:rFonts w:ascii="Calibri" w:hAnsi="Calibri" w:cs="Calibri"/>
-          <w:sz w:val="22"/>
-          <w:szCs w:val="22"/>
-          <w:lang w:val="en-GB"/>
-        </w:rPr>
-        <w:t>, M. Fluid-mediated PGE enrichment of magmatic low-sulfide ores as modelled for the Norilsk deposits. Geology, under review.</w:t>
+        <w:t>, Petrenko, D., Zhitova, L., Shevko, A., Gora, M., Kalugin, V., Shvedov, G., Izokh, A., Yudovskaya, M. Fluid-mediated PGE enrichment of magmatic low-sulfide ores as modelled for the Norilsk deposits. Geology, under review.</w:t>
       </w:r>
     </w:p>
     <w:p>
@@ -9772,27 +7577,7 @@
           <w:szCs w:val="22"/>
           <w:lang w:val="en-GB"/>
         </w:rPr>
-        <w:t xml:space="preserve">, &amp; </w:t>
-      </w:r>
-      <w:proofErr w:type="spellStart"/>
-      <w:r>
-        <w:rPr>
-          <w:rFonts w:ascii="Calibri" w:hAnsi="Calibri" w:cs="Calibri"/>
-          <w:sz w:val="22"/>
-          <w:szCs w:val="22"/>
-          <w:lang w:val="en-GB"/>
-        </w:rPr>
-        <w:t>Wermeille</w:t>
-      </w:r>
-      <w:proofErr w:type="spellEnd"/>
-      <w:r>
-        <w:rPr>
-          <w:rFonts w:ascii="Calibri" w:hAnsi="Calibri" w:cs="Calibri"/>
-          <w:sz w:val="22"/>
-          <w:szCs w:val="22"/>
-          <w:lang w:val="en-GB"/>
-        </w:rPr>
-        <w:t>, D., 2025. Iridium L</w:t>
+        <w:t>, &amp; Wermeille, D., 2025. Iridium L</w:t>
       </w:r>
       <w:r>
         <w:rPr>
@@ -9830,27 +7615,7 @@
           <w:szCs w:val="22"/>
           <w:lang w:val="en-GB"/>
         </w:rPr>
-        <w:t xml:space="preserve"> [Dataset]. </w:t>
-      </w:r>
-      <w:proofErr w:type="spellStart"/>
-      <w:r>
-        <w:rPr>
-          <w:rFonts w:ascii="Calibri" w:hAnsi="Calibri" w:cs="Calibri"/>
-          <w:sz w:val="22"/>
-          <w:szCs w:val="22"/>
-          <w:lang w:val="en-GB"/>
-        </w:rPr>
-        <w:t>Zenodo</w:t>
-      </w:r>
-      <w:proofErr w:type="spellEnd"/>
-      <w:r>
-        <w:rPr>
-          <w:rFonts w:ascii="Calibri" w:hAnsi="Calibri" w:cs="Calibri"/>
-          <w:sz w:val="22"/>
-          <w:szCs w:val="22"/>
-          <w:lang w:val="en-GB"/>
-        </w:rPr>
-        <w:t>. </w:t>
+        <w:t xml:space="preserve"> [Dataset]. Zenodo. </w:t>
       </w:r>
       <w:hyperlink r:id="rId8" w:tgtFrame="_blank" w:history="1">
         <w:r>
@@ -9997,27 +7762,7 @@
           <w:szCs w:val="22"/>
           <w:lang w:val="en-GB"/>
         </w:rPr>
-        <w:t xml:space="preserve">, Baykov, N. I., Barnes, S., Savard, D., Alexei, I. V., 2025. Major, trace, and platinum-group elements in the Late Cretaceous arc volcano-plutonic complex of the </w:t>
-      </w:r>
-      <w:proofErr w:type="spellStart"/>
-      <w:r>
-        <w:rPr>
-          <w:rFonts w:ascii="Calibri" w:hAnsi="Calibri" w:cs="Calibri"/>
-          <w:sz w:val="22"/>
-          <w:szCs w:val="22"/>
-          <w:lang w:val="en-GB"/>
-        </w:rPr>
-        <w:t>Tumrok</w:t>
-      </w:r>
-      <w:proofErr w:type="spellEnd"/>
-      <w:r>
-        <w:rPr>
-          <w:rFonts w:ascii="Calibri" w:hAnsi="Calibri" w:cs="Calibri"/>
-          <w:sz w:val="22"/>
-          <w:szCs w:val="22"/>
-          <w:lang w:val="en-GB"/>
-        </w:rPr>
-        <w:t xml:space="preserve"> Range, eastern Kamchatka, Version 1.0. Interdisciplinary Earth Data Alliance (IEDA). https://doi.org/10.60520/IEDA/113578. Accessed 2025-07-06.</w:t>
+        <w:t>, Baykov, N. I., Barnes, S., Savard, D., Alexei, I. V., 2025. Major, trace, and platinum-group elements in the Late Cretaceous arc volcano-plutonic complex of the Tumrok Range, eastern Kamchatka, Version 1.0. Interdisciplinary Earth Data Alliance (IEDA). https://doi.org/10.60520/IEDA/113578. Accessed 2025-07-06.</w:t>
       </w:r>
     </w:p>
     <w:p>
@@ -10062,47 +7807,7 @@
           <w:szCs w:val="22"/>
           <w:lang w:val="en-GB"/>
         </w:rPr>
-        <w:t xml:space="preserve">, </w:t>
-      </w:r>
-      <w:proofErr w:type="spellStart"/>
-      <w:r>
-        <w:rPr>
-          <w:rFonts w:ascii="Calibri" w:hAnsi="Calibri" w:cs="Calibri"/>
-          <w:sz w:val="22"/>
-          <w:szCs w:val="22"/>
-          <w:lang w:val="en-GB"/>
-        </w:rPr>
-        <w:t>Bindeman</w:t>
-      </w:r>
-      <w:proofErr w:type="spellEnd"/>
-      <w:r>
-        <w:rPr>
-          <w:rFonts w:ascii="Calibri" w:hAnsi="Calibri" w:cs="Calibri"/>
-          <w:sz w:val="22"/>
-          <w:szCs w:val="22"/>
-          <w:lang w:val="en-GB"/>
-        </w:rPr>
-        <w:t xml:space="preserve">, I., O’Neil, J., Rizo, H., 2024. Code for 1- and 2-stage oxygen fractionation and metamorphic dehydration </w:t>
-      </w:r>
-      <w:proofErr w:type="spellStart"/>
-      <w:r>
-        <w:rPr>
-          <w:rFonts w:ascii="Calibri" w:hAnsi="Calibri" w:cs="Calibri"/>
-          <w:sz w:val="22"/>
-          <w:szCs w:val="22"/>
-          <w:lang w:val="en-GB"/>
-        </w:rPr>
-        <w:t>modeling</w:t>
-      </w:r>
-      <w:proofErr w:type="spellEnd"/>
-      <w:r>
-        <w:rPr>
-          <w:rFonts w:ascii="Calibri" w:hAnsi="Calibri" w:cs="Calibri"/>
-          <w:sz w:val="22"/>
-          <w:szCs w:val="22"/>
-          <w:lang w:val="en-GB"/>
-        </w:rPr>
-        <w:t xml:space="preserve"> from "Seawater-oceanic crust interaction constrained by triple oxygen and hydrogen isotopes in rocks from the Saglek-Hebron complex, NE Canada", zenodo.org. </w:t>
+        <w:t xml:space="preserve">, Bindeman, I., O’Neil, J., Rizo, H., 2024. Code for 1- and 2-stage oxygen fractionation and metamorphic dehydration modeling from "Seawater-oceanic crust interaction constrained by triple oxygen and hydrogen isotopes in rocks from the Saglek-Hebron complex, NE Canada", zenodo.org. </w:t>
       </w:r>
       <w:hyperlink r:id="rId9" w:history="1">
         <w:r>
